--- a/Workshops/Workshop 2 - Data vis/Workshop-2---Data-visualisation--with-answers-.docx
+++ b/Workshops/Workshop 2 - Data vis/Workshop-2---Data-visualisation--with-answers-.docx
@@ -111,11 +111,11 @@
     </w:p>
     <w:p>
       <w:pPr>
-        <w:pStyle w:val="Compact"/>
         <w:numPr>
           <w:ilvl w:val="0"/>
           <w:numId w:val="1001"/>
         </w:numPr>
+        <w:pStyle w:val="Compact"/>
       </w:pPr>
       <w:r>
         <w:t xml:space="preserve">Formulate a research question.</w:t>
@@ -123,11 +123,11 @@
     </w:p>
     <w:p>
       <w:pPr>
-        <w:pStyle w:val="Compact"/>
         <w:numPr>
           <w:ilvl w:val="0"/>
           <w:numId w:val="1001"/>
         </w:numPr>
+        <w:pStyle w:val="Compact"/>
       </w:pPr>
       <w:r>
         <w:t xml:space="preserve">Perform exploratory data analysis [Focus of today].</w:t>
@@ -135,11 +135,11 @@
     </w:p>
     <w:p>
       <w:pPr>
-        <w:pStyle w:val="Compact"/>
         <w:numPr>
           <w:ilvl w:val="0"/>
           <w:numId w:val="1001"/>
         </w:numPr>
+        <w:pStyle w:val="Compact"/>
       </w:pPr>
       <w:r>
         <w:t xml:space="preserve">Identify any hidden assumptions [Focus of today].</w:t>
@@ -147,11 +147,11 @@
     </w:p>
     <w:p>
       <w:pPr>
-        <w:pStyle w:val="Compact"/>
         <w:numPr>
           <w:ilvl w:val="0"/>
           <w:numId w:val="1001"/>
         </w:numPr>
+        <w:pStyle w:val="Compact"/>
       </w:pPr>
       <w:r>
         <w:t xml:space="preserve">Fit an appropriate model.</w:t>
@@ -159,11 +159,11 @@
     </w:p>
     <w:p>
       <w:pPr>
-        <w:pStyle w:val="Compact"/>
         <w:numPr>
           <w:ilvl w:val="0"/>
           <w:numId w:val="1001"/>
         </w:numPr>
+        <w:pStyle w:val="Compact"/>
       </w:pPr>
       <w:r>
         <w:t xml:space="preserve">Diagnose the model and check assumptions.</w:t>
@@ -171,11 +171,11 @@
     </w:p>
     <w:p>
       <w:pPr>
-        <w:pStyle w:val="Compact"/>
         <w:numPr>
           <w:ilvl w:val="0"/>
           <w:numId w:val="1001"/>
         </w:numPr>
+        <w:pStyle w:val="Compact"/>
       </w:pPr>
       <w:r>
         <w:t xml:space="preserve">Summarise the results.</w:t>
@@ -183,11 +183,11 @@
     </w:p>
     <w:p>
       <w:pPr>
-        <w:pStyle w:val="Compact"/>
         <w:numPr>
           <w:ilvl w:val="0"/>
           <w:numId w:val="1001"/>
         </w:numPr>
+        <w:pStyle w:val="Compact"/>
       </w:pPr>
       <w:r>
         <w:t xml:space="preserve">Interpret and provide inferences.</w:t>
@@ -213,11 +213,11 @@
     </w:p>
     <w:p>
       <w:pPr>
-        <w:pStyle w:val="Compact"/>
         <w:numPr>
           <w:ilvl w:val="0"/>
           <w:numId w:val="1002"/>
         </w:numPr>
+        <w:pStyle w:val="Compact"/>
       </w:pPr>
       <w:r>
         <w:t xml:space="preserve">Learn how to use the</w:t>
@@ -255,11 +255,11 @@
     </w:p>
     <w:p>
       <w:pPr>
-        <w:pStyle w:val="Compact"/>
         <w:numPr>
           <w:ilvl w:val="0"/>
           <w:numId w:val="1002"/>
         </w:numPr>
+        <w:pStyle w:val="Compact"/>
       </w:pPr>
       <w:r>
         <w:t xml:space="preserve">Consider what constitutes an effective visualisation versus an ineffective one.</w:t>
@@ -267,11 +267,11 @@
     </w:p>
     <w:p>
       <w:pPr>
-        <w:pStyle w:val="Compact"/>
         <w:numPr>
           <w:ilvl w:val="0"/>
           <w:numId w:val="1002"/>
         </w:numPr>
+        <w:pStyle w:val="Compact"/>
       </w:pPr>
       <w:r>
         <w:t xml:space="preserve">Learn some techniques to make your figures more visually appealing to an audience.</w:t>
@@ -434,24 +434,24 @@
       </w:r>
       <w:r>
         <w:rPr>
+          <w:iCs/>
           <w:i/>
+        </w:rPr>
+        <w:t xml:space="preserve">Inia geoffrensis</w:t>
+      </w:r>
+      <w:r>
+        <w:t xml:space="preserve"> </w:t>
+      </w:r>
+      <w:r>
+        <w:t xml:space="preserve">- I wonder if the person who named the species had a friend called Geoff…). For this first interaction with this data, we’ll broadly say that we’re interested in seeing if there is sexual dimorphism in asymptotic length (i.e. once an animal has stopped growing) between females and males, as well as how the species respond to droughts. As always, before we do any analysis, we need to ensure there is nothing</w:t>
+      </w:r>
+      <w:r>
+        <w:t xml:space="preserve"> </w:t>
+      </w:r>
+      <w:r>
+        <w:rPr>
           <w:iCs/>
-        </w:rPr>
-        <w:t xml:space="preserve">Inia geoffrensis</w:t>
-      </w:r>
-      <w:r>
-        <w:t xml:space="preserve"> </w:t>
-      </w:r>
-      <w:r>
-        <w:t xml:space="preserve">- I wonder if the person who named the species had a friend called Geoff…). For this first interaction with this data, we’ll broadly say that we’re interested in seeing if there is sexual dimorphism in asymptotic length (i.e. once an animal has stopped growing) between females and males, as well as how the species respond to droughts. As always, before we do any analysis, we need to ensure there is nothing</w:t>
-      </w:r>
-      <w:r>
-        <w:t xml:space="preserve"> </w:t>
-      </w:r>
-      <w:r>
-        <w:rPr>
           <w:i/>
-          <w:iCs/>
         </w:rPr>
         <w:t xml:space="preserve">weird</w:t>
       </w:r>
@@ -2352,8 +2352,8 @@
       </w:r>
       <w:r>
         <w:rPr>
+          <w:iCs/>
           <w:i/>
-          <w:iCs/>
         </w:rPr>
         <w:t xml:space="preserve">under</w:t>
       </w:r>
@@ -4742,8 +4742,8 @@
       </w:r>
       <w:r>
         <w:rPr>
+          <w:iCs/>
           <w:i/>
-          <w:iCs/>
         </w:rPr>
         <w:t xml:space="preserve">weird</w:t>
       </w:r>
@@ -5073,7 +5073,7 @@
         <w:pStyle w:val="BodyText"/>
       </w:pPr>
       <w:r>
-        <w:t xml:space="preserve">Create a histogram using the boto length data (you did this in Question Set Two, Question 4). We can improve the appearance of the graph by adding outlines to the bars, adding labels for the axes. Initially, do not separate the male and female dolphins.</w:t>
+        <w:t xml:space="preserve">Create a histogram using the boto length data (you did this in Question Set Two, Question 4). We can improve the appearance of the graph by adding outlines to the bars, adding labels for the axes.</w:t>
       </w:r>
     </w:p>
     <w:p>
@@ -5767,19 +5767,7 @@
         <w:t xml:space="preserve"> </w:t>
       </w:r>
       <w:r>
-        <w:t xml:space="preserve">as histograms, in that they’re very useful for understanding the spread of your data. In truth, they’re exceptionally similar to histograms but differ in two important ways:</w:t>
-      </w:r>
-      <w:r>
-        <w:t xml:space="preserve"> </w:t>
-      </w:r>
-      <w:r>
-        <w:t xml:space="preserve">1. The y-axis doesn’t show counts but proportion (i.e. what proportion of observations are in at this value)</w:t>
-      </w:r>
-      <w:r>
-        <w:t xml:space="preserve"> </w:t>
-      </w:r>
-      <w:r>
-        <w:t xml:space="preserve">2. They don’t use bins and bars, but instead use a smoothed line</w:t>
+        <w:t xml:space="preserve">as histograms, in that they’re very useful for understanding the spread of your data. In truth, they’re exceptionally similar to histograms but differ in two important ways: 1. The y-axis doesn’t show counts but proportion (i.e. what proportion of observations are in at this value) 2. They don’t use bins and bars, but instead use a smoothed line</w:t>
       </w:r>
     </w:p>
     <w:p>
@@ -6381,6 +6369,14 @@
         </w:drawing>
       </w:r>
     </w:p>
+    <w:p>
+      <w:pPr>
+        <w:pStyle w:val="BodyText"/>
+      </w:pPr>
+      <w:r>
+        <w:t xml:space="preserve">Remember those violin plots from earlier? They’re basically just density plots rotated onto their side and split by whichever factor you add to the x-axis.</w:t>
+      </w:r>
+    </w:p>
     <w:bookmarkEnd w:id="81"/>
     <w:bookmarkEnd w:id="82"/>
     <w:bookmarkStart w:id="96" w:name="the-good-and-the-bad"/>
@@ -6633,8 +6629,8 @@
       </w:r>
       <w:r>
         <w:rPr>
+          <w:iCs/>
           <w:i/>
-          <w:iCs/>
         </w:rPr>
         <w:t xml:space="preserve">added to the dataset</w:t>
       </w:r>
@@ -6771,8 +6767,8 @@
       </w:r>
       <w:r>
         <w:rPr>
+          <w:iCs/>
           <w:i/>
-          <w:iCs/>
         </w:rPr>
         <w:t xml:space="preserve">long</w:t>
       </w:r>
@@ -6959,24 +6955,24 @@
       </w:r>
       <w:r>
         <w:rPr>
+          <w:iCs/>
           <w:i/>
+        </w:rPr>
+        <w:t xml:space="preserve">original</w:t>
+      </w:r>
+      <w:r>
+        <w:t xml:space="preserve"> </w:t>
+      </w:r>
+      <w:r>
+        <w:t xml:space="preserve">data because of the web link! We’ll come back to this dataset later in the course where you’ll be using it to predict how much rent a landlord</w:t>
+      </w:r>
+      <w:r>
+        <w:t xml:space="preserve"> </w:t>
+      </w:r>
+      <w:r>
+        <w:rPr>
           <w:iCs/>
-        </w:rPr>
-        <w:t xml:space="preserve">original</w:t>
-      </w:r>
-      <w:r>
-        <w:t xml:space="preserve"> </w:t>
-      </w:r>
-      <w:r>
-        <w:t xml:space="preserve">data because of the web link! We’ll come back to this dataset later in the course where you’ll be using it to predict how much rent a landlord</w:t>
-      </w:r>
-      <w:r>
-        <w:t xml:space="preserve"> </w:t>
-      </w:r>
-      <w:r>
-        <w:rPr>
           <w:i/>
-          <w:iCs/>
         </w:rPr>
         <w:t xml:space="preserve">should</w:t>
       </w:r>
@@ -7377,7 +7373,7 @@
         <w:rPr>
           <w:rStyle w:val="DecValTok"/>
         </w:rPr>
-        <w:t xml:space="preserve">50</w:t>
+        <w:t xml:space="preserve">25</w:t>
       </w:r>
       <w:r>
         <w:rPr>
@@ -10165,73 +10161,73 @@
       </w:r>
       <w:r>
         <w:rPr>
+          <w:iCs/>
           <w:i/>
+        </w:rPr>
+        <w:t xml:space="preserve">contain</w:t>
+      </w:r>
+      <w:r>
+        <w:t xml:space="preserve"> </w:t>
+      </w:r>
+      <w:r>
+        <w:t xml:space="preserve">the information (i.e. no blank figures) and be</w:t>
+      </w:r>
+      <w:r>
+        <w:t xml:space="preserve"> </w:t>
+      </w:r>
+      <w:r>
+        <w:rPr>
           <w:iCs/>
-        </w:rPr>
-        <w:t xml:space="preserve">contain</w:t>
-      </w:r>
-      <w:r>
-        <w:t xml:space="preserve"> </w:t>
-      </w:r>
-      <w:r>
-        <w:t xml:space="preserve">the information (i.e. no blank figures) and be</w:t>
-      </w:r>
-      <w:r>
-        <w:t xml:space="preserve"> </w:t>
-      </w:r>
-      <w:r>
-        <w:rPr>
           <w:i/>
+        </w:rPr>
+        <w:t xml:space="preserve">somewhat</w:t>
+      </w:r>
+      <w:r>
+        <w:t xml:space="preserve"> </w:t>
+      </w:r>
+      <w:r>
+        <w:t xml:space="preserve">readable. If you need inspiration, search for</w:t>
+      </w:r>
+      <w:r>
+        <w:t xml:space="preserve"> </w:t>
+      </w:r>
+      <w:r>
+        <w:t xml:space="preserve">“</w:t>
+      </w:r>
+      <w:r>
+        <w:t xml:space="preserve">graph crimes</w:t>
+      </w:r>
+      <w:r>
+        <w:t xml:space="preserve">”</w:t>
+      </w:r>
+      <w:r>
+        <w:t xml:space="preserve">, or</w:t>
+      </w:r>
+      <w:r>
+        <w:t xml:space="preserve"> </w:t>
+      </w:r>
+      <w:r>
+        <w:t xml:space="preserve">“</w:t>
+      </w:r>
+      <w:r>
+        <w:t xml:space="preserve">chart crimes</w:t>
+      </w:r>
+      <w:r>
+        <w:t xml:space="preserve">”</w:t>
+      </w:r>
+      <w:r>
+        <w:t xml:space="preserve"> </w:t>
+      </w:r>
+      <w:r>
+        <w:t xml:space="preserve">in your search engine - there are</w:t>
+      </w:r>
+      <w:r>
+        <w:t xml:space="preserve"> </w:t>
+      </w:r>
+      <w:r>
+        <w:rPr>
           <w:iCs/>
-        </w:rPr>
-        <w:t xml:space="preserve">somewhat</w:t>
-      </w:r>
-      <w:r>
-        <w:t xml:space="preserve"> </w:t>
-      </w:r>
-      <w:r>
-        <w:t xml:space="preserve">readable. If you need inspiration, search for</w:t>
-      </w:r>
-      <w:r>
-        <w:t xml:space="preserve"> </w:t>
-      </w:r>
-      <w:r>
-        <w:t xml:space="preserve">“</w:t>
-      </w:r>
-      <w:r>
-        <w:t xml:space="preserve">graph crimes</w:t>
-      </w:r>
-      <w:r>
-        <w:t xml:space="preserve">”</w:t>
-      </w:r>
-      <w:r>
-        <w:t xml:space="preserve">, or</w:t>
-      </w:r>
-      <w:r>
-        <w:t xml:space="preserve"> </w:t>
-      </w:r>
-      <w:r>
-        <w:t xml:space="preserve">“</w:t>
-      </w:r>
-      <w:r>
-        <w:t xml:space="preserve">chart crimes</w:t>
-      </w:r>
-      <w:r>
-        <w:t xml:space="preserve">”</w:t>
-      </w:r>
-      <w:r>
-        <w:t xml:space="preserve"> </w:t>
-      </w:r>
-      <w:r>
-        <w:t xml:space="preserve">in your search engine - there are</w:t>
-      </w:r>
-      <w:r>
-        <w:t xml:space="preserve"> </w:t>
-      </w:r>
-      <w:r>
-        <w:rPr>
           <w:i/>
-          <w:iCs/>
         </w:rPr>
         <w:t xml:space="preserve">lots</w:t>
       </w:r>
@@ -12015,7 +12011,7 @@
     </w:p>
     <w:bookmarkEnd w:id="95"/>
     <w:bookmarkEnd w:id="96"/>
-    <w:bookmarkStart w:id="101" w:name="figures-from-the-real-world"/>
+    <w:bookmarkStart w:id="113" w:name="figures-from-the-real-world"/>
     <w:p>
       <w:pPr>
         <w:pStyle w:val="Heading1"/>
@@ -12059,25 +12055,25 @@
         <w:t xml:space="preserve">.</w:t>
       </w:r>
     </w:p>
-    <w:bookmarkStart w:id="100" w:name="financial-times-london-buses"/>
+    <w:bookmarkStart w:id="100" w:name="the-y-axis1"/>
     <w:p>
       <w:pPr>
         <w:pStyle w:val="Heading2"/>
       </w:pPr>
       <w:r>
-        <w:t xml:space="preserve">Financial Times: London Buses</w:t>
-      </w:r>
-    </w:p>
-    <w:p>
-      <w:pPr>
-        <w:pStyle w:val="CaptionedFigure"/>
+        <w:t xml:space="preserve">THe Y-AxIs!1!</w:t>
+      </w:r>
+    </w:p>
+    <w:p>
+      <w:pPr>
+        <w:pStyle w:val="FirstParagraph"/>
       </w:pPr>
       <w:r>
         <w:drawing>
           <wp:inline>
             <wp:extent cx="3810000" cy="5755640"/>
             <wp:effectExtent b="0" l="0" r="0" t="0"/>
-            <wp:docPr descr="Caption" title="" id="98" name="Picture"/>
+            <wp:docPr descr="" title="" id="98" name="Picture"/>
             <a:graphic>
               <a:graphicData uri="http://schemas.openxmlformats.org/drawingml/2006/picture">
                 <pic:pic>
@@ -12117,21 +12113,16 @@
     </w:p>
     <w:p>
       <w:pPr>
-        <w:pStyle w:val="ImageCaption"/>
-      </w:pPr>
-      <w:r>
-        <w:t xml:space="preserve">Caption</w:t>
-      </w:r>
-    </w:p>
-    <w:p>
-      <w:pPr>
         <w:pStyle w:val="SourceCode"/>
       </w:pPr>
       <w:r>
         <w:rPr>
           <w:rStyle w:val="CommentTok"/>
         </w:rPr>
-        <w:t xml:space="preserve"># This figure made a lot of people really angry on line, mostly due to the y-axis. Note how it the y-axis ranges from -50% to +100%? That's because the values have been logged transformed, which people argued made it exaggerate the differences.</w:t>
+        <w:t xml:space="preserve"># This figure made a lot of people really angry online, mostly due to the y-axis. Note how the y-axis ranges from -50% to +100%? That's because the values have been logged transformed, which people argued made it exaggerate the differences.</w:t>
+      </w:r>
+      <w:r>
+        <w:br/>
       </w:r>
       <w:r>
         <w:br/>
@@ -12140,7 +12131,7 @@
         <w:rPr>
           <w:rStyle w:val="CommentTok"/>
         </w:rPr>
-        <w:t xml:space="preserve"># In truth, it's actually a pretty clever y-axis. 100% represents a doubling in the number of buses; Increasing the number of buses from 5 to 10 is a 100% increase - the number has doubled. Going from 10 to 5, however, is a -50% decrease - the number has halved.</w:t>
+        <w:t xml:space="preserve"># In truth, it's actually a pretty clever y-axis. 100% represents a doubling in the number of buses; Increasing the number of buses from 5 to 10 is a 100% increase - the number has doubled. Going from 10 to 5, however, is a -50% decrease - the number has halved. Doing it this way makes your natural interpretation of the lines appropriate. Had they not made this change the figure *would have exaggerated* the apparent (lack of) difference.</w:t>
       </w:r>
       <w:r>
         <w:br/>
@@ -12152,11 +12143,401 @@
         <w:rPr>
           <w:rStyle w:val="CommentTok"/>
         </w:rPr>
-        <w:t xml:space="preserve"># People get super agitated by y-axes, especially when the bottom is not set to zero. Honestly? I don't care. There are times when it's entirely appropriate to do that, other times when it's not. But I really dislike when people seem to treat it as the *rule* is that there is only ever a singularly correct way to set up a figure.</w:t>
+        <w:t xml:space="preserve"># People get super annoyed by y-axes, especially when the bottom is not set to zero. Honestly? I don't care. There are times when it's entirely appropriate to do that, other times when it's not. But I dislike it when people treat it as though there is some *rule* that there is only a singularly correct way to set up a figures axes. There's not. Use your brain. Think what the best way is to visualise your data and do that.</w:t>
+      </w:r>
+      <w:r>
+        <w:br/>
+      </w:r>
+      <w:r>
+        <w:br/>
+      </w:r>
+      <w:r>
+        <w:rPr>
+          <w:rStyle w:val="CommentTok"/>
+        </w:rPr>
+        <w:t xml:space="preserve"># As a small side note, the Financial Times (the newspaper that made this figure) uses ggplot2 to produce their figures and even have their own ggplot theme (ftplottools).</w:t>
       </w:r>
     </w:p>
     <w:bookmarkEnd w:id="100"/>
-    <w:bookmarkEnd w:id="101"/>
+    <w:bookmarkStart w:id="104" w:name="are-you-even-happy"/>
+    <w:p>
+      <w:pPr>
+        <w:pStyle w:val="Heading2"/>
+      </w:pPr>
+      <w:r>
+        <w:t xml:space="preserve">Are you even happy?</w:t>
+      </w:r>
+    </w:p>
+    <w:p>
+      <w:pPr>
+        <w:pStyle w:val="FirstParagraph"/>
+      </w:pPr>
+      <w:r>
+        <w:drawing>
+          <wp:inline>
+            <wp:extent cx="3810000" cy="3515054"/>
+            <wp:effectExtent b="0" l="0" r="0" t="0"/>
+            <wp:docPr descr="" title="" id="102" name="Picture"/>
+            <a:graphic>
+              <a:graphicData uri="http://schemas.openxmlformats.org/drawingml/2006/picture">
+                <pic:pic>
+                  <pic:nvPicPr>
+                    <pic:cNvPr descr="Figures/Happy.jpg" id="103" name="Picture"/>
+                    <pic:cNvPicPr>
+                      <a:picLocks noChangeArrowheads="1" noChangeAspect="1"/>
+                    </pic:cNvPicPr>
+                  </pic:nvPicPr>
+                  <pic:blipFill>
+                    <a:blip r:embed="rId101"/>
+                    <a:stretch>
+                      <a:fillRect/>
+                    </a:stretch>
+                  </pic:blipFill>
+                  <pic:spPr bwMode="auto">
+                    <a:xfrm>
+                      <a:off x="0" y="0"/>
+                      <a:ext cx="3810000" cy="3515054"/>
+                    </a:xfrm>
+                    <a:prstGeom prst="rect">
+                      <a:avLst/>
+                    </a:prstGeom>
+                    <a:noFill/>
+                    <a:ln w="9525">
+                      <a:noFill/>
+                      <a:headEnd/>
+                      <a:tailEnd/>
+                    </a:ln>
+                  </pic:spPr>
+                </pic:pic>
+              </a:graphicData>
+            </a:graphic>
+          </wp:inline>
+        </w:drawing>
+      </w:r>
+    </w:p>
+    <w:p>
+      <w:pPr>
+        <w:pStyle w:val="SourceCode"/>
+      </w:pPr>
+      <w:r>
+        <w:rPr>
+          <w:rStyle w:val="CommentTok"/>
+        </w:rPr>
+        <w:t xml:space="preserve"># Ok, so an obviously dumb figure. The bars here are just the order. So Finland is the "happiest" country in the world, ranked at 1, while New Zealand is the 10th happiest. At this point, the figure is an overly complicated and glorified list.</w:t>
+      </w:r>
+      <w:r>
+        <w:br/>
+      </w:r>
+      <w:r>
+        <w:br/>
+      </w:r>
+      <w:r>
+        <w:rPr>
+          <w:rStyle w:val="CommentTok"/>
+        </w:rPr>
+        <w:t xml:space="preserve"># More subtly, I'm always super sceptical of these kinds of "happiness" ratings and similar measurements. I have no idea how happy I am; am I a "10 happiness out of 10 potential happiness" today or am I feeling more like a 9.2 out of 10? Have I ever truly had a 0 out of 10? Would you and I give the same "happiness score" if we had the same "happiness"? Maybe I'm a nihilist and your 5/10 is my 10/10. What if I'm just having an off day and I'm pissed off but I'm normally super chirpy? How many people do you ask to figure out happiness? Five? A million?</w:t>
+      </w:r>
+      <w:r>
+        <w:br/>
+      </w:r>
+      <w:r>
+        <w:br/>
+      </w:r>
+      <w:r>
+        <w:rPr>
+          <w:rStyle w:val="CommentTok"/>
+        </w:rPr>
+        <w:t xml:space="preserve"># The point I'm making here is that the *data* underlying this figure is most likely nonsense. At least, it doesn't pass *my* assumption of validity check.</w:t>
+      </w:r>
+    </w:p>
+    <w:bookmarkEnd w:id="104"/>
+    <w:bookmarkStart w:id="108" w:name="birds-and-light"/>
+    <w:p>
+      <w:pPr>
+        <w:pStyle w:val="Heading2"/>
+      </w:pPr>
+      <w:r>
+        <w:t xml:space="preserve">Birds and light</w:t>
+      </w:r>
+    </w:p>
+    <w:p>
+      <w:pPr>
+        <w:pStyle w:val="FirstParagraph"/>
+      </w:pPr>
+      <w:r>
+        <w:drawing>
+          <wp:inline>
+            <wp:extent cx="4677877" cy="3869355"/>
+            <wp:effectExtent b="0" l="0" r="0" t="0"/>
+            <wp:docPr descr="" title="" id="106" name="Picture"/>
+            <a:graphic>
+              <a:graphicData uri="http://schemas.openxmlformats.org/drawingml/2006/picture">
+                <pic:pic>
+                  <pic:nvPicPr>
+                    <pic:cNvPr descr="Figures/Birds.png" id="107" name="Picture"/>
+                    <pic:cNvPicPr>
+                      <a:picLocks noChangeArrowheads="1" noChangeAspect="1"/>
+                    </pic:cNvPicPr>
+                  </pic:nvPicPr>
+                  <pic:blipFill>
+                    <a:blip r:embed="rId105"/>
+                    <a:stretch>
+                      <a:fillRect/>
+                    </a:stretch>
+                  </pic:blipFill>
+                  <pic:spPr bwMode="auto">
+                    <a:xfrm>
+                      <a:off x="0" y="0"/>
+                      <a:ext cx="4677877" cy="3869355"/>
+                    </a:xfrm>
+                    <a:prstGeom prst="rect">
+                      <a:avLst/>
+                    </a:prstGeom>
+                    <a:noFill/>
+                    <a:ln w="9525">
+                      <a:noFill/>
+                      <a:headEnd/>
+                      <a:tailEnd/>
+                    </a:ln>
+                  </pic:spPr>
+                </pic:pic>
+              </a:graphicData>
+            </a:graphic>
+          </wp:inline>
+        </w:drawing>
+      </w:r>
+    </w:p>
+    <w:p>
+      <w:pPr>
+        <w:pStyle w:val="SourceCode"/>
+      </w:pPr>
+      <w:r>
+        <w:rPr>
+          <w:rStyle w:val="CommentTok"/>
+        </w:rPr>
+        <w:t xml:space="preserve"># This comes from a paper published in Science (one of the most prestigious journals you can publish in) and it has some pretty poor choices from a data visualisation perspective.</w:t>
+      </w:r>
+      <w:r>
+        <w:br/>
+      </w:r>
+      <w:r>
+        <w:br/>
+      </w:r>
+      <w:r>
+        <w:rPr>
+          <w:rStyle w:val="CommentTok"/>
+        </w:rPr>
+        <w:t xml:space="preserve"># 1. Remember from the lecture that people really struggle to accurately interpret stacked bars. In this figure, can you tell if there is a difference in "Unfiltered detections" (the darker orange bars) in Aug 2023 and Sep 2023? I have no idea. I genuinely can't tell. Maybe? </w:t>
+      </w:r>
+      <w:r>
+        <w:br/>
+      </w:r>
+      <w:r>
+        <w:br/>
+      </w:r>
+      <w:r>
+        <w:rPr>
+          <w:rStyle w:val="CommentTok"/>
+        </w:rPr>
+        <w:t xml:space="preserve"># What about the bars labelled "Response variable"? I wouldn't blame you if you didn't even see notice this in the bars. </w:t>
+      </w:r>
+      <w:r>
+        <w:br/>
+      </w:r>
+      <w:r>
+        <w:br/>
+      </w:r>
+      <w:r>
+        <w:rPr>
+          <w:rStyle w:val="CommentTok"/>
+        </w:rPr>
+        <w:t xml:space="preserve"># Overall, the only thing I can really say about the data from this figure is that there was some sort of "trend" over time in observations. What's the point then? Why bother with the colours?</w:t>
+      </w:r>
+      <w:r>
+        <w:br/>
+      </w:r>
+      <w:r>
+        <w:br/>
+      </w:r>
+      <w:r>
+        <w:rPr>
+          <w:rStyle w:val="CommentTok"/>
+        </w:rPr>
+        <w:t xml:space="preserve"># 2. The colours probably aren't colour blind friendly. It costs nothing to make them friendly and takes seconds to change, so why risk it?</w:t>
+      </w:r>
+      <w:r>
+        <w:br/>
+      </w:r>
+      <w:r>
+        <w:br/>
+      </w:r>
+      <w:r>
+        <w:rPr>
+          <w:rStyle w:val="CommentTok"/>
+        </w:rPr>
+        <w:t xml:space="preserve"># 3. The x-axis is overly annotated. Why not just have the start, middle and end date shown? It's so cluttered right now that it's actually pretty hard to say which month each bin represents. I'm pretty sure I know the answer, and I think it's because the author had date as a factor in R, which means each month is printed out. (You can have "date" as a data type in R that would have fixed this).</w:t>
+      </w:r>
+      <w:r>
+        <w:br/>
+      </w:r>
+      <w:r>
+        <w:br/>
+      </w:r>
+      <w:r>
+        <w:rPr>
+          <w:rStyle w:val="CommentTok"/>
+        </w:rPr>
+        <w:t xml:space="preserve"># How I'd make this figure:</w:t>
+      </w:r>
+      <w:r>
+        <w:br/>
+      </w:r>
+      <w:r>
+        <w:rPr>
+          <w:rStyle w:val="CommentTok"/>
+        </w:rPr>
+        <w:t xml:space="preserve"># I'd use points showing the number of observations, with each "group" (i.e. "Response variable") connected by a line. I'd then split the figure into three smaller ones, one for each group. And in each of these smaller figures, the y-axis would have a different scale so that you could see the trend for Response variable.</w:t>
+      </w:r>
+    </w:p>
+    <w:bookmarkEnd w:id="108"/>
+    <w:bookmarkStart w:id="112" w:name="marmosets-and-ketamine"/>
+    <w:p>
+      <w:pPr>
+        <w:pStyle w:val="Heading2"/>
+      </w:pPr>
+      <w:r>
+        <w:t xml:space="preserve">Marmosets and ketamine (?!)</w:t>
+      </w:r>
+    </w:p>
+    <w:p>
+      <w:pPr>
+        <w:pStyle w:val="FirstParagraph"/>
+      </w:pPr>
+      <w:r>
+        <w:drawing>
+          <wp:inline>
+            <wp:extent cx="2300437" cy="2964581"/>
+            <wp:effectExtent b="0" l="0" r="0" t="0"/>
+            <wp:docPr descr="" title="" id="110" name="Picture"/>
+            <a:graphic>
+              <a:graphicData uri="http://schemas.openxmlformats.org/drawingml/2006/picture">
+                <pic:pic>
+                  <pic:nvPicPr>
+                    <pic:cNvPr descr="Figures/Ketamine.png" id="111" name="Picture"/>
+                    <pic:cNvPicPr>
+                      <a:picLocks noChangeArrowheads="1" noChangeAspect="1"/>
+                    </pic:cNvPicPr>
+                  </pic:nvPicPr>
+                  <pic:blipFill>
+                    <a:blip r:embed="rId109"/>
+                    <a:stretch>
+                      <a:fillRect/>
+                    </a:stretch>
+                  </pic:blipFill>
+                  <pic:spPr bwMode="auto">
+                    <a:xfrm>
+                      <a:off x="0" y="0"/>
+                      <a:ext cx="2300437" cy="2964581"/>
+                    </a:xfrm>
+                    <a:prstGeom prst="rect">
+                      <a:avLst/>
+                    </a:prstGeom>
+                    <a:noFill/>
+                    <a:ln w="9525">
+                      <a:noFill/>
+                      <a:headEnd/>
+                      <a:tailEnd/>
+                    </a:ln>
+                  </pic:spPr>
+                </pic:pic>
+              </a:graphicData>
+            </a:graphic>
+          </wp:inline>
+        </w:drawing>
+      </w:r>
+    </w:p>
+    <w:p>
+      <w:pPr>
+        <w:pStyle w:val="SourceCode"/>
+      </w:pPr>
+      <w:r>
+        <w:rPr>
+          <w:rStyle w:val="CommentTok"/>
+        </w:rPr>
+        <w:t xml:space="preserve"># This is another figure from Science from a study that was apparently looking at giving ketamine to marmosets (I have no idea why...) and it's vile.</w:t>
+      </w:r>
+      <w:r>
+        <w:br/>
+      </w:r>
+      <w:r>
+        <w:br/>
+      </w:r>
+      <w:r>
+        <w:rPr>
+          <w:rStyle w:val="CommentTok"/>
+        </w:rPr>
+        <w:t xml:space="preserve"># 1. The hell is with the weird 1990's colour/pattern theme?? Who was like - "Yeaaaaaah bruh, this looks siiiiiiick dude".</w:t>
+      </w:r>
+      <w:r>
+        <w:br/>
+      </w:r>
+      <w:r>
+        <w:br/>
+      </w:r>
+      <w:r>
+        <w:rPr>
+          <w:rStyle w:val="CommentTok"/>
+        </w:rPr>
+        <w:t xml:space="preserve"># 2. Abbreviations in figures are rarely a good idea. Great figures don't need a legend or a paper to make sense of. You can see them in complete isolation and they make total sense. Do you know what the "change in total response" is? What about "Sal/Veh"? Make it make sense...</w:t>
+      </w:r>
+      <w:r>
+        <w:br/>
+      </w:r>
+      <w:r>
+        <w:br/>
+      </w:r>
+      <w:r>
+        <w:rPr>
+          <w:rStyle w:val="CommentTok"/>
+        </w:rPr>
+        <w:t xml:space="preserve"># 3. All the randomly shaped points. What do they mean? Why are some filled and others empty? Are those all the observations they had, cause if so... what's that? Like 10 observations? Get outta here with that.</w:t>
+      </w:r>
+      <w:r>
+        <w:br/>
+      </w:r>
+      <w:r>
+        <w:br/>
+      </w:r>
+      <w:r>
+        <w:rPr>
+          <w:rStyle w:val="CommentTok"/>
+        </w:rPr>
+        <w:t xml:space="preserve"># 4. The bars are completely unnecessary here and probably misleading. What the authors are trying to show are specific values (called "point estimates"). For example, the category "Sal/DCZ" is estimated at roughly -50 on the y-axis. That's the value that's important. By using a bar you're implying there was also a -49, and -48, and -47, all the way to 0. That's not the case. It's -50. Just -50.</w:t>
+      </w:r>
+      <w:r>
+        <w:br/>
+      </w:r>
+      <w:r>
+        <w:br/>
+      </w:r>
+      <w:r>
+        <w:rPr>
+          <w:rStyle w:val="CommentTok"/>
+        </w:rPr>
+        <w:t xml:space="preserve"># How I'd make this figure</w:t>
+      </w:r>
+      <w:r>
+        <w:br/>
+      </w:r>
+      <w:r>
+        <w:rPr>
+          <w:rStyle w:val="CommentTok"/>
+        </w:rPr>
+        <w:t xml:space="preserve"># I'd use points for the estimated values instead of bars. I probably wouldn't add points to show the data, but if I did, I'd make those points much smaller (and be consistent). I'd write the full category name and rotate them 90 degrees so it would fit in. (I'd also get rid of the P-value "bars" and asterisk's (the *) at the top of the figure but I'll explain why later in the course).</w:t>
+      </w:r>
+    </w:p>
+    <w:bookmarkEnd w:id="112"/>
+    <w:bookmarkEnd w:id="113"/>
     <w:sectPr>
       <w:pgSz w:h="15840" w:w="12240"/>
       <w:pgMar w:bottom="1440" w:footer="720" w:gutter="0" w:header="720" w:left="1440" w:right="1440" w:top="1440"/>
@@ -12432,14 +12813,14 @@
     </w:lvl>
   </w:abstractNum>
   <w:abstractNum w:abstractNumId="990">
-    <w:nsid w:val="0000A990"/>
+    <w:nsid w:val="A990"/>
     <w:multiLevelType w:val="multilevel"/>
     <w:lvl w:ilvl="0">
       <w:numFmt w:val="bullet"/>
       <w:lvlText w:val=" "/>
       <w:lvlJc w:val="left"/>
       <w:pPr>
-        <w:ind w:left="720" w:hanging="360"/>
+        <w:ind w:left="720" w:hanging="480"/>
       </w:pPr>
     </w:lvl>
     <w:lvl w:ilvl="1">
@@ -12447,7 +12828,7 @@
       <w:lvlText w:val=" "/>
       <w:lvlJc w:val="left"/>
       <w:pPr>
-        <w:ind w:left="1440" w:hanging="360"/>
+        <w:ind w:left="1440" w:hanging="480"/>
       </w:pPr>
     </w:lvl>
     <w:lvl w:ilvl="2">
@@ -12455,7 +12836,7 @@
       <w:lvlText w:val=" "/>
       <w:lvlJc w:val="left"/>
       <w:pPr>
-        <w:ind w:left="2160" w:hanging="360"/>
+        <w:ind w:left="2160" w:hanging="480"/>
       </w:pPr>
     </w:lvl>
     <w:lvl w:ilvl="3">
@@ -12463,7 +12844,7 @@
       <w:lvlText w:val=" "/>
       <w:lvlJc w:val="left"/>
       <w:pPr>
-        <w:ind w:left="2880" w:hanging="360"/>
+        <w:ind w:left="2880" w:hanging="480"/>
       </w:pPr>
     </w:lvl>
     <w:lvl w:ilvl="4">
@@ -12471,7 +12852,7 @@
       <w:lvlText w:val=" "/>
       <w:lvlJc w:val="left"/>
       <w:pPr>
-        <w:ind w:left="3600" w:hanging="360"/>
+        <w:ind w:left="3600" w:hanging="480"/>
       </w:pPr>
     </w:lvl>
     <w:lvl w:ilvl="5">
@@ -12479,7 +12860,7 @@
       <w:lvlText w:val=" "/>
       <w:lvlJc w:val="left"/>
       <w:pPr>
-        <w:ind w:left="4320" w:hanging="360"/>
+        <w:ind w:left="4320" w:hanging="480"/>
       </w:pPr>
     </w:lvl>
     <w:lvl w:ilvl="6">
@@ -12487,7 +12868,7 @@
       <w:lvlText w:val=" "/>
       <w:lvlJc w:val="left"/>
       <w:pPr>
-        <w:ind w:left="5040" w:hanging="360"/>
+        <w:ind w:left="5040" w:hanging="480"/>
       </w:pPr>
     </w:lvl>
     <w:lvl w:ilvl="7">
@@ -12495,7 +12876,7 @@
       <w:lvlText w:val=" "/>
       <w:lvlJc w:val="left"/>
       <w:pPr>
-        <w:ind w:left="5760" w:hanging="360"/>
+        <w:ind w:left="5760" w:hanging="480"/>
       </w:pPr>
     </w:lvl>
     <w:lvl w:ilvl="8">
@@ -12503,12 +12884,12 @@
       <w:lvlText w:val=" "/>
       <w:lvlJc w:val="left"/>
       <w:pPr>
-        <w:ind w:left="6480" w:hanging="360"/>
+        <w:ind w:left="6480" w:hanging="480"/>
       </w:pPr>
     </w:lvl>
   </w:abstractNum>
   <w:abstractNum w:abstractNumId="99411">
-    <w:nsid w:val="00A99411"/>
+    <w:nsid w:val="A99411"/>
     <w:multiLevelType w:val="multilevel"/>
     <w:lvl w:ilvl="0">
       <w:start w:val="1"/>
@@ -12516,7 +12897,7 @@
       <w:lvlText w:val="%1."/>
       <w:lvlJc w:val="left"/>
       <w:pPr>
-        <w:ind w:left="720" w:hanging="360"/>
+        <w:ind w:left="720" w:hanging="480"/>
       </w:pPr>
     </w:lvl>
     <w:lvl w:ilvl="1">
@@ -12525,7 +12906,7 @@
       <w:lvlText w:val="%2."/>
       <w:lvlJc w:val="left"/>
       <w:pPr>
-        <w:ind w:left="1440" w:hanging="360"/>
+        <w:ind w:left="1440" w:hanging="480"/>
       </w:pPr>
     </w:lvl>
     <w:lvl w:ilvl="2">
@@ -12534,7 +12915,7 @@
       <w:lvlText w:val="%3."/>
       <w:lvlJc w:val="left"/>
       <w:pPr>
-        <w:ind w:left="2160" w:hanging="360"/>
+        <w:ind w:left="2160" w:hanging="480"/>
       </w:pPr>
     </w:lvl>
     <w:lvl w:ilvl="3">
@@ -12543,7 +12924,7 @@
       <w:lvlText w:val="%4."/>
       <w:lvlJc w:val="left"/>
       <w:pPr>
-        <w:ind w:left="2880" w:hanging="360"/>
+        <w:ind w:left="2880" w:hanging="480"/>
       </w:pPr>
     </w:lvl>
     <w:lvl w:ilvl="4">
@@ -12552,7 +12933,7 @@
       <w:lvlText w:val="%5."/>
       <w:lvlJc w:val="left"/>
       <w:pPr>
-        <w:ind w:left="3600" w:hanging="360"/>
+        <w:ind w:left="3600" w:hanging="480"/>
       </w:pPr>
     </w:lvl>
     <w:lvl w:ilvl="5">
@@ -12561,7 +12942,7 @@
       <w:lvlText w:val="%6."/>
       <w:lvlJc w:val="left"/>
       <w:pPr>
-        <w:ind w:left="4320" w:hanging="360"/>
+        <w:ind w:left="4320" w:hanging="480"/>
       </w:pPr>
     </w:lvl>
     <w:lvl w:ilvl="6">
@@ -12570,7 +12951,7 @@
       <w:lvlText w:val="%7."/>
       <w:lvlJc w:val="left"/>
       <w:pPr>
-        <w:ind w:left="5040" w:hanging="360"/>
+        <w:ind w:left="5040" w:hanging="480"/>
       </w:pPr>
     </w:lvl>
     <w:lvl w:ilvl="7">
@@ -12579,7 +12960,7 @@
       <w:lvlText w:val="%8."/>
       <w:lvlJc w:val="left"/>
       <w:pPr>
-        <w:ind w:left="5760" w:hanging="360"/>
+        <w:ind w:left="5760" w:hanging="480"/>
       </w:pPr>
     </w:lvl>
     <w:lvl w:ilvl="8">
@@ -12588,7 +12969,7 @@
       <w:lvlText w:val="%9."/>
       <w:lvlJc w:val="left"/>
       <w:pPr>
-        <w:ind w:left="6480" w:hanging="360"/>
+        <w:ind w:left="6480" w:hanging="480"/>
       </w:pPr>
     </w:lvl>
   </w:abstractNum>

--- a/Workshops/Workshop 2 - Data vis/Workshop-2---Data-visualisation--with-answers-.docx
+++ b/Workshops/Workshop 2 - Data vis/Workshop-2---Data-visualisation--with-answers-.docx
@@ -71,7 +71,7 @@
         <w:t xml:space="preserve"> </w:t>
       </w:r>
       <w:r>
-        <w:t xml:space="preserve">2025-08-22</w:t>
+        <w:t xml:space="preserve">2025-08-24</w:t>
       </w:r>
     </w:p>
     <w:sdt>
@@ -351,7 +351,7 @@
         <w:t xml:space="preserve"> </w:t>
       </w:r>
       <w:r>
-        <w:t xml:space="preserve">is sometimes asked for by employers; we’ve even seen job adverts from companies such as Spotify listing this an an essential criterion.</w:t>
+        <w:t xml:space="preserve">is sometimes asked for by employers; we’ve even seen job adverts from companies such as Spotify listing this an essential criterion.</w:t>
       </w:r>
     </w:p>
     <w:p>
@@ -468,7 +468,7 @@
         <w:t xml:space="preserve">mean()</w:t>
       </w:r>
       <w:r>
-        <w:t xml:space="preserve">). While doing so is useful, complimenting this with data visualisations is really powerful.</w:t>
+        <w:t xml:space="preserve">). While doing so is useful, complementing this with data visualisations is really powerful.</w:t>
       </w:r>
     </w:p>
     <w:p>
@@ -513,7 +513,7 @@
         <w:pStyle w:val="BlockText"/>
       </w:pPr>
       <w:r>
-        <w:t xml:space="preserve">This removes all objects in the global environment (but not hidden ones). It does not delete any files, so don’t worry about loosing any of your work.</w:t>
+        <w:t xml:space="preserve">This removes all objects in the global environment (but not hidden ones). It does not delete any files, so don’t worry about losing any of your work.</w:t>
       </w:r>
     </w:p>
     <w:p>
@@ -1968,7 +1968,7 @@
         <w:t xml:space="preserve">“</w:t>
       </w:r>
       <w:r>
-        <w:t xml:space="preserve">jiterring</w:t>
+        <w:t xml:space="preserve">jittering</w:t>
       </w:r>
       <w:r>
         <w:t xml:space="preserve">”</w:t>
@@ -4727,7 +4727,7 @@
         <w:rPr>
           <w:rStyle w:val="CommentTok"/>
         </w:rPr>
-        <w:t xml:space="preserve"># Yes - we're likely to break the assumption of addidivity - I.e. the length of a boto is more than just the additive effect of sex and drought independently. It looks like drought impacts males more than female. The contrast would be that if imagined slopes were identical for both females and males.</w:t>
+        <w:t xml:space="preserve"># Yes - we're likely to break the assumption of additivity - I.e. the length of a boto is more than just the additive effect of sex and drought independently. It looks like drought impacts males more than female. The contrast would be that if imagined slopes were identical for both females and males.</w:t>
       </w:r>
     </w:p>
     <w:p>
@@ -4764,19 +4764,13 @@
     </w:p>
     <w:bookmarkEnd w:id="61"/>
     <w:bookmarkEnd w:id="62"/>
-    <w:bookmarkStart w:id="67" w:name="geom_s"/>
+    <w:bookmarkStart w:id="67" w:name="choosing-geoms"/>
     <w:p>
       <w:pPr>
         <w:pStyle w:val="Heading1"/>
       </w:pPr>
       <w:r>
-        <w:rPr>
-          <w:rStyle w:val="VerbatimChar"/>
-        </w:rPr>
-        <w:t xml:space="preserve">geom_</w:t>
-      </w:r>
-      <w:r>
-        <w:t xml:space="preserve">s</w:t>
+        <w:t xml:space="preserve">Choosing geoms</w:t>
       </w:r>
     </w:p>
     <w:p>
@@ -4968,7 +4962,34 @@
         <w:rPr>
           <w:rStyle w:val="NormalTok"/>
         </w:rPr>
-        <w:t xml:space="preserve"> length))</w:t>
+        <w:t xml:space="preserve"> length)) </w:t>
+      </w:r>
+      <w:r>
+        <w:rPr>
+          <w:rStyle w:val="SpecialCharTok"/>
+        </w:rPr>
+        <w:t xml:space="preserve">+</w:t>
+      </w:r>
+      <w:r>
+        <w:br/>
+      </w:r>
+      <w:r>
+        <w:rPr>
+          <w:rStyle w:val="NormalTok"/>
+        </w:rPr>
+        <w:t xml:space="preserve">  </w:t>
+      </w:r>
+      <w:r>
+        <w:rPr>
+          <w:rStyle w:val="FunctionTok"/>
+        </w:rPr>
+        <w:t xml:space="preserve">theme_bw</w:t>
+      </w:r>
+      <w:r>
+        <w:rPr>
+          <w:rStyle w:val="NormalTok"/>
+        </w:rPr>
+        <w:t xml:space="preserve">()</w:t>
       </w:r>
     </w:p>
     <w:p>
@@ -5019,13 +5040,13 @@
       </w:r>
     </w:p>
     <w:bookmarkEnd w:id="67"/>
-    <w:bookmarkStart w:id="82" w:name="interpretation-of-commmon-graphs"/>
+    <w:bookmarkStart w:id="82" w:name="interpretation-of-common-graphs"/>
     <w:p>
       <w:pPr>
         <w:pStyle w:val="Heading1"/>
       </w:pPr>
       <w:r>
-        <w:t xml:space="preserve">Interpretation of Commmon Graphs</w:t>
+        <w:t xml:space="preserve">Interpretation of Common Graphs</w:t>
       </w:r>
     </w:p>
     <w:p>
@@ -5258,7 +5279,34 @@
         <w:rPr>
           <w:rStyle w:val="NormalTok"/>
         </w:rPr>
-        <w:t xml:space="preserve">)</w:t>
+        <w:t xml:space="preserve">) </w:t>
+      </w:r>
+      <w:r>
+        <w:rPr>
+          <w:rStyle w:val="SpecialCharTok"/>
+        </w:rPr>
+        <w:t xml:space="preserve">+</w:t>
+      </w:r>
+      <w:r>
+        <w:br/>
+      </w:r>
+      <w:r>
+        <w:rPr>
+          <w:rStyle w:val="NormalTok"/>
+        </w:rPr>
+        <w:t xml:space="preserve">  </w:t>
+      </w:r>
+      <w:r>
+        <w:rPr>
+          <w:rStyle w:val="FunctionTok"/>
+        </w:rPr>
+        <w:t xml:space="preserve">theme_bw</w:t>
+      </w:r>
+      <w:r>
+        <w:rPr>
+          <w:rStyle w:val="NormalTok"/>
+        </w:rPr>
+        <w:t xml:space="preserve">()</w:t>
       </w:r>
     </w:p>
     <w:p>
@@ -5336,7 +5384,19 @@
         <w:t xml:space="preserve">ggplot2</w:t>
       </w:r>
       <w:r>
-        <w:t xml:space="preserve">, the default bin width is 30. That means that ggplot is dividing the range of the x variable (in this case length) into 30 bins of equal width (</w:t>
+        <w:t xml:space="preserve">, the default behaviour is to create 30 bins. That means that ggplot is dividing the range of the x variable (in this case</w:t>
+      </w:r>
+      <w:r>
+        <w:t xml:space="preserve"> </w:t>
+      </w:r>
+      <w:r>
+        <w:rPr>
+          <w:rStyle w:val="VerbatimChar"/>
+        </w:rPr>
+        <w:t xml:space="preserve">length</w:t>
+      </w:r>
+      <w:r>
+        <w:t xml:space="preserve">) into 30 bins of equal width (</w:t>
       </w:r>
       <m:oMath>
         <m:r>
@@ -5416,7 +5476,7 @@
         </m:f>
       </m:oMath>
       <w:r>
-        <w:t xml:space="preserve">). The default binwidth for the full boto length data can be calculated (</w:t>
+        <w:t xml:space="preserve">). The binwidth for the full boto length data can be calculated (</w:t>
       </w:r>
       <w:r>
         <w:rPr>
@@ -5428,7 +5488,15 @@
         <w:t xml:space="preserve"> </w:t>
       </w:r>
       <w:r>
-        <w:t xml:space="preserve">= 2.27). There is no ideal bin width but usually one sets a bin width to provide a reasonably smooth presentation of the distribution, and so that there are not too many bins with only a single observation. You can set the bin width manually by adding an additional argument,</w:t>
+        <w:t xml:space="preserve">= 2.27).</w:t>
+      </w:r>
+    </w:p>
+    <w:p>
+      <w:pPr>
+        <w:pStyle w:val="BodyText"/>
+      </w:pPr>
+      <w:r>
+        <w:t xml:space="preserve">There is no ideal bin width but usually you’d set a bin width to provide a reasonably smooth presentation of the distribution, but equally not so thin that each bin has a single observation. You can set the bin width manually by adding an additional argument,</w:t>
       </w:r>
       <w:r>
         <w:t xml:space="preserve"> </w:t>
@@ -5458,7 +5526,19 @@
         <w:t xml:space="preserve"> </w:t>
       </w:r>
       <w:r>
-        <w:t xml:space="preserve">function as below:</w:t>
+        <w:t xml:space="preserve">function as below (or you can specify how many bins you want with</w:t>
+      </w:r>
+      <w:r>
+        <w:t xml:space="preserve"> </w:t>
+      </w:r>
+      <w:r>
+        <w:rPr>
+          <w:rStyle w:val="VerbatimChar"/>
+        </w:rPr>
+        <w:t xml:space="preserve">bins</w:t>
+      </w:r>
+      <w:r>
+        <w:t xml:space="preserve">):</w:t>
       </w:r>
     </w:p>
     <w:p>
@@ -5676,7 +5756,34 @@
         <w:rPr>
           <w:rStyle w:val="NormalTok"/>
         </w:rPr>
-        <w:t xml:space="preserve">)</w:t>
+        <w:t xml:space="preserve">) </w:t>
+      </w:r>
+      <w:r>
+        <w:rPr>
+          <w:rStyle w:val="SpecialCharTok"/>
+        </w:rPr>
+        <w:t xml:space="preserve">+</w:t>
+      </w:r>
+      <w:r>
+        <w:br/>
+      </w:r>
+      <w:r>
+        <w:rPr>
+          <w:rStyle w:val="NormalTok"/>
+        </w:rPr>
+        <w:t xml:space="preserve">  </w:t>
+      </w:r>
+      <w:r>
+        <w:rPr>
+          <w:rStyle w:val="FunctionTok"/>
+        </w:rPr>
+        <w:t xml:space="preserve">theme_bw</w:t>
+      </w:r>
+      <w:r>
+        <w:rPr>
+          <w:rStyle w:val="NormalTok"/>
+        </w:rPr>
+        <w:t xml:space="preserve">()</w:t>
       </w:r>
     </w:p>
     <w:p>
@@ -5731,7 +5838,7 @@
         <w:pStyle w:val="BodyText"/>
       </w:pPr>
       <w:r>
-        <w:t xml:space="preserve">So, for a histogram where the range of values goes from 170-238 cm, with a binwidth of 5, each bin will represent an interval of 5 cm. Therefore, to interpret the middle bin (the one that sits on top of 200 cm), you can read off the plot that there are 10 observations (i.e. 10 dolphins) that had lengths that fell between 197.5 and 202.5 cm. For the bin to the far right, there is 1 observation that falls between 237.5 and 242.5 cm (i.e. there is only one dolphin that is ca. 240 cm long in the data).</w:t>
+        <w:t xml:space="preserve">So, for a histogram where the range of values goes from 170-238 cm, with a binwidth of 5, each bin will represent an interval of 5 cm. Therefore, to interpret the middle bin (the one that sits on top of 200 cm), you can read off the plot that there are 10 observations (i.e. 10 dolphins) that had lengths that fell between 197.5 and 202.5 cm (5 cm interval). For the bin to the far right, there is 1 observation that falls between 237.5 and 242.5 cm (i.e. there is only one dolphin that is ca. 240 cm long in the data).</w:t>
       </w:r>
     </w:p>
     <w:bookmarkEnd w:id="74"/>
@@ -5749,25 +5856,35 @@
         <w:pStyle w:val="FirstParagraph"/>
       </w:pPr>
       <w:r>
-        <w:t xml:space="preserve">Density plots share a similar</w:t>
-      </w:r>
-      <w:r>
-        <w:t xml:space="preserve"> </w:t>
+        <w:t xml:space="preserve">Density plots are a similar idea to histograms, in that they’re very useful for understanding the spread, or distribution, of your data. In truth, they’re</w:t>
+      </w:r>
+      <w:r>
+        <w:t xml:space="preserve"> </w:t>
+      </w:r>
+      <w:r>
+        <w:rPr>
+          <w:iCs/>
+          <w:i/>
+        </w:rPr>
+        <w:t xml:space="preserve">exceptionally</w:t>
+      </w:r>
+      <w:r>
+        <w:t xml:space="preserve"> </w:t>
+      </w:r>
+      <w:r>
+        <w:t xml:space="preserve">similar to histograms but differ in two important ways: 1. The y-axis doesn’t show counts but proportion (i.e. what proportion of observations are at this value) 2. They don’t use bins and bars, but instead use a smoothed line. But otherwise, you use them in the same way, i.e. </w:t>
       </w:r>
       <w:r>
         <w:t xml:space="preserve">“</w:t>
       </w:r>
       <w:r>
-        <w:t xml:space="preserve">space</w:t>
+        <w:t xml:space="preserve">what’s the spread of my data</w:t>
       </w:r>
       <w:r>
         <w:t xml:space="preserve">”</w:t>
       </w:r>
       <w:r>
-        <w:t xml:space="preserve"> </w:t>
-      </w:r>
-      <w:r>
-        <w:t xml:space="preserve">as histograms, in that they’re very useful for understanding the spread of your data. In truth, they’re exceptionally similar to histograms but differ in two important ways: 1. The y-axis doesn’t show counts but proportion (i.e. what proportion of observations are in at this value) 2. They don’t use bins and bars, but instead use a smoothed line</w:t>
+        <w:t xml:space="preserve">?</w:t>
       </w:r>
     </w:p>
     <w:p>
@@ -5927,7 +6044,34 @@
         <w:rPr>
           <w:rStyle w:val="NormalTok"/>
         </w:rPr>
-        <w:t xml:space="preserve">)</w:t>
+        <w:t xml:space="preserve">) </w:t>
+      </w:r>
+      <w:r>
+        <w:rPr>
+          <w:rStyle w:val="SpecialCharTok"/>
+        </w:rPr>
+        <w:t xml:space="preserve">+</w:t>
+      </w:r>
+      <w:r>
+        <w:br/>
+      </w:r>
+      <w:r>
+        <w:rPr>
+          <w:rStyle w:val="NormalTok"/>
+        </w:rPr>
+        <w:t xml:space="preserve">  </w:t>
+      </w:r>
+      <w:r>
+        <w:rPr>
+          <w:rStyle w:val="FunctionTok"/>
+        </w:rPr>
+        <w:t xml:space="preserve">theme_bw</w:t>
+      </w:r>
+      <w:r>
+        <w:rPr>
+          <w:rStyle w:val="NormalTok"/>
+        </w:rPr>
+        <w:t xml:space="preserve">()</w:t>
       </w:r>
     </w:p>
     <w:p>
@@ -5982,7 +6126,7 @@
         <w:pStyle w:val="BodyText"/>
       </w:pPr>
       <w:r>
-        <w:t xml:space="preserve">If you compare it to the histogram, you’ can see similar you’d probably reach the same conclusion. Most dolphins are below ca. 210 cm long, a decent amount of them are between 210 to 230 cm, and very few at more than 230 cm.</w:t>
+        <w:t xml:space="preserve">If you compare it to the histogram, you can see that you’d probably reach the same interpretation with either figure. Most dolphins are below ca. 210 cm long, a decent amount of them are between 210 to 230 cm, and very few at more than 230 cm.</w:t>
       </w:r>
     </w:p>
     <w:p>
@@ -5990,7 +6134,7 @@
         <w:pStyle w:val="BodyText"/>
       </w:pPr>
       <w:r>
-        <w:t xml:space="preserve">It’s possible to combine a histogram and a density plot, though it is a bit fiddly because you need to convert proportion into counts (by multiplying proportion with the total number of dolphins with the binwidth). I wouldn’t normally do this in my own work, but if you’re interested, here’s what the code could look like:</w:t>
+        <w:t xml:space="preserve">It’s possible to combine a histogram and a density plot, though it is a bit fiddly because you need to convert proportion into counts (by multiplying proportion with the total number of dolphins and multiply that by the binwidth). I wouldn’t normally do this in my own work, but it might help you see how the two are related to each other. Here’s what the code could look like:</w:t>
       </w:r>
     </w:p>
     <w:p>
@@ -6319,7 +6463,34 @@
         <w:rPr>
           <w:rStyle w:val="NormalTok"/>
         </w:rPr>
-        <w:t xml:space="preserve">)</w:t>
+        <w:t xml:space="preserve">) </w:t>
+      </w:r>
+      <w:r>
+        <w:rPr>
+          <w:rStyle w:val="SpecialCharTok"/>
+        </w:rPr>
+        <w:t xml:space="preserve">+</w:t>
+      </w:r>
+      <w:r>
+        <w:br/>
+      </w:r>
+      <w:r>
+        <w:rPr>
+          <w:rStyle w:val="NormalTok"/>
+        </w:rPr>
+        <w:t xml:space="preserve">  </w:t>
+      </w:r>
+      <w:r>
+        <w:rPr>
+          <w:rStyle w:val="FunctionTok"/>
+        </w:rPr>
+        <w:t xml:space="preserve">theme_bw</w:t>
+      </w:r>
+      <w:r>
+        <w:rPr>
+          <w:rStyle w:val="NormalTok"/>
+        </w:rPr>
+        <w:t xml:space="preserve">()</w:t>
       </w:r>
     </w:p>
     <w:p>
@@ -6374,7 +6545,22 @@
         <w:pStyle w:val="BodyText"/>
       </w:pPr>
       <w:r>
-        <w:t xml:space="preserve">Remember those violin plots from earlier? They’re basically just density plots rotated onto their side and split by whichever factor you add to the x-axis.</w:t>
+        <w:t xml:space="preserve">Before we move on, remember those violin plots from earlier? They’re basically just density plots rotated onto their side and split by whichever factor you add to the x-axis. They just don’t show the proportion but you read them the same way;</w:t>
+      </w:r>
+      <w:r>
+        <w:t xml:space="preserve"> </w:t>
+      </w:r>
+      <w:r>
+        <w:t xml:space="preserve">“</w:t>
+      </w:r>
+      <w:r>
+        <w:t xml:space="preserve">where is my data most concentrated</w:t>
+      </w:r>
+      <w:r>
+        <w:t xml:space="preserve">”</w:t>
+      </w:r>
+      <w:r>
+        <w:t xml:space="preserve">?</w:t>
       </w:r>
     </w:p>
     <w:bookmarkEnd w:id="81"/>
@@ -7041,7 +7227,7 @@
         <w:rPr>
           <w:rStyle w:val="VerbatimChar"/>
         </w:rPr>
-        <w:t xml:space="preserve">abdn_rent.csv</w:t>
+        <w:t xml:space="preserve">abdn_rent.txt</w:t>
       </w:r>
       <w:r>
         <w:t xml:space="preserve"> </w:t>
@@ -7400,6 +7586,240 @@
         <w:rPr>
           <w:rStyle w:val="FunctionTok"/>
         </w:rPr>
+        <w:t xml:space="preserve">theme_classic</w:t>
+      </w:r>
+      <w:r>
+        <w:rPr>
+          <w:rStyle w:val="NormalTok"/>
+        </w:rPr>
+        <w:t xml:space="preserve">() </w:t>
+      </w:r>
+      <w:r>
+        <w:rPr>
+          <w:rStyle w:val="SpecialCharTok"/>
+        </w:rPr>
+        <w:t xml:space="preserve">+</w:t>
+      </w:r>
+      <w:r>
+        <w:br/>
+      </w:r>
+      <w:r>
+        <w:rPr>
+          <w:rStyle w:val="NormalTok"/>
+        </w:rPr>
+        <w:t xml:space="preserve">  </w:t>
+      </w:r>
+      <w:r>
+        <w:rPr>
+          <w:rStyle w:val="FunctionTok"/>
+        </w:rPr>
+        <w:t xml:space="preserve">labs</w:t>
+      </w:r>
+      <w:r>
+        <w:rPr>
+          <w:rStyle w:val="NormalTok"/>
+        </w:rPr>
+        <w:t xml:space="preserve">(</w:t>
+      </w:r>
+      <w:r>
+        <w:rPr>
+          <w:rStyle w:val="AttributeTok"/>
+        </w:rPr>
+        <w:t xml:space="preserve">x =</w:t>
+      </w:r>
+      <w:r>
+        <w:rPr>
+          <w:rStyle w:val="NormalTok"/>
+        </w:rPr>
+        <w:t xml:space="preserve"> </w:t>
+      </w:r>
+      <w:r>
+        <w:rPr>
+          <w:rStyle w:val="StringTok"/>
+        </w:rPr>
+        <w:t xml:space="preserve">"Rental price (£)"</w:t>
+      </w:r>
+      <w:r>
+        <w:rPr>
+          <w:rStyle w:val="NormalTok"/>
+        </w:rPr>
+        <w:t xml:space="preserve">,</w:t>
+      </w:r>
+      <w:r>
+        <w:br/>
+      </w:r>
+      <w:r>
+        <w:rPr>
+          <w:rStyle w:val="NormalTok"/>
+        </w:rPr>
+        <w:t xml:space="preserve">       </w:t>
+      </w:r>
+      <w:r>
+        <w:rPr>
+          <w:rStyle w:val="AttributeTok"/>
+        </w:rPr>
+        <w:t xml:space="preserve">y =</w:t>
+      </w:r>
+      <w:r>
+        <w:rPr>
+          <w:rStyle w:val="NormalTok"/>
+        </w:rPr>
+        <w:t xml:space="preserve"> </w:t>
+      </w:r>
+      <w:r>
+        <w:rPr>
+          <w:rStyle w:val="StringTok"/>
+        </w:rPr>
+        <w:t xml:space="preserve">"Frequency"</w:t>
+      </w:r>
+      <w:r>
+        <w:rPr>
+          <w:rStyle w:val="NormalTok"/>
+        </w:rPr>
+        <w:t xml:space="preserve">)</w:t>
+      </w:r>
+      <w:r>
+        <w:br/>
+      </w:r>
+      <w:r>
+        <w:br/>
+      </w:r>
+      <w:r>
+        <w:rPr>
+          <w:rStyle w:val="NormalTok"/>
+        </w:rPr>
+        <w:t xml:space="preserve">p2 </w:t>
+      </w:r>
+      <w:r>
+        <w:rPr>
+          <w:rStyle w:val="OtherTok"/>
+        </w:rPr>
+        <w:t xml:space="preserve">&lt;-</w:t>
+      </w:r>
+      <w:r>
+        <w:rPr>
+          <w:rStyle w:val="NormalTok"/>
+        </w:rPr>
+        <w:t xml:space="preserve"> </w:t>
+      </w:r>
+      <w:r>
+        <w:rPr>
+          <w:rStyle w:val="FunctionTok"/>
+        </w:rPr>
+        <w:t xml:space="preserve">ggplot</w:t>
+      </w:r>
+      <w:r>
+        <w:rPr>
+          <w:rStyle w:val="NormalTok"/>
+        </w:rPr>
+        <w:t xml:space="preserve">(abdn) </w:t>
+      </w:r>
+      <w:r>
+        <w:rPr>
+          <w:rStyle w:val="SpecialCharTok"/>
+        </w:rPr>
+        <w:t xml:space="preserve">+</w:t>
+      </w:r>
+      <w:r>
+        <w:br/>
+      </w:r>
+      <w:r>
+        <w:rPr>
+          <w:rStyle w:val="NormalTok"/>
+        </w:rPr>
+        <w:t xml:space="preserve">  </w:t>
+      </w:r>
+      <w:r>
+        <w:rPr>
+          <w:rStyle w:val="FunctionTok"/>
+        </w:rPr>
+        <w:t xml:space="preserve">geom_density</w:t>
+      </w:r>
+      <w:r>
+        <w:rPr>
+          <w:rStyle w:val="NormalTok"/>
+        </w:rPr>
+        <w:t xml:space="preserve">(</w:t>
+      </w:r>
+      <w:r>
+        <w:rPr>
+          <w:rStyle w:val="FunctionTok"/>
+        </w:rPr>
+        <w:t xml:space="preserve">aes</w:t>
+      </w:r>
+      <w:r>
+        <w:rPr>
+          <w:rStyle w:val="NormalTok"/>
+        </w:rPr>
+        <w:t xml:space="preserve">(</w:t>
+      </w:r>
+      <w:r>
+        <w:rPr>
+          <w:rStyle w:val="AttributeTok"/>
+        </w:rPr>
+        <w:t xml:space="preserve">x =</w:t>
+      </w:r>
+      <w:r>
+        <w:rPr>
+          <w:rStyle w:val="NormalTok"/>
+        </w:rPr>
+        <w:t xml:space="preserve"> Price, </w:t>
+      </w:r>
+      <w:r>
+        <w:rPr>
+          <w:rStyle w:val="AttributeTok"/>
+        </w:rPr>
+        <w:t xml:space="preserve">fill =</w:t>
+      </w:r>
+      <w:r>
+        <w:rPr>
+          <w:rStyle w:val="NormalTok"/>
+        </w:rPr>
+        <w:t xml:space="preserve"> Tax), </w:t>
+      </w:r>
+      <w:r>
+        <w:rPr>
+          <w:rStyle w:val="AttributeTok"/>
+        </w:rPr>
+        <w:t xml:space="preserve">alpha =</w:t>
+      </w:r>
+      <w:r>
+        <w:rPr>
+          <w:rStyle w:val="NormalTok"/>
+        </w:rPr>
+        <w:t xml:space="preserve"> </w:t>
+      </w:r>
+      <w:r>
+        <w:rPr>
+          <w:rStyle w:val="FloatTok"/>
+        </w:rPr>
+        <w:t xml:space="preserve">0.7</w:t>
+      </w:r>
+      <w:r>
+        <w:rPr>
+          <w:rStyle w:val="NormalTok"/>
+        </w:rPr>
+        <w:t xml:space="preserve">) </w:t>
+      </w:r>
+      <w:r>
+        <w:rPr>
+          <w:rStyle w:val="SpecialCharTok"/>
+        </w:rPr>
+        <w:t xml:space="preserve">+</w:t>
+      </w:r>
+      <w:r>
+        <w:br/>
+      </w:r>
+      <w:r>
+        <w:rPr>
+          <w:rStyle w:val="NormalTok"/>
+        </w:rPr>
+        <w:t xml:space="preserve">  </w:t>
+      </w:r>
+      <w:r>
+        <w:rPr>
+          <w:rStyle w:val="FunctionTok"/>
+        </w:rPr>
         <w:t xml:space="preserve">scale_fill_brewer</w:t>
       </w:r>
       <w:r>
@@ -7424,7 +7844,7 @@
         <w:rPr>
           <w:rStyle w:val="StringTok"/>
         </w:rPr>
-        <w:t xml:space="preserve">"Dark2"</w:t>
+        <w:t xml:space="preserve">"Set2"</w:t>
       </w:r>
       <w:r>
         <w:rPr>
@@ -7478,6 +7898,57 @@
         <w:rPr>
           <w:rStyle w:val="FunctionTok"/>
         </w:rPr>
+        <w:t xml:space="preserve">theme</w:t>
+      </w:r>
+      <w:r>
+        <w:rPr>
+          <w:rStyle w:val="NormalTok"/>
+        </w:rPr>
+        <w:t xml:space="preserve">(</w:t>
+      </w:r>
+      <w:r>
+        <w:rPr>
+          <w:rStyle w:val="AttributeTok"/>
+        </w:rPr>
+        <w:t xml:space="preserve">legend.position =</w:t>
+      </w:r>
+      <w:r>
+        <w:rPr>
+          <w:rStyle w:val="NormalTok"/>
+        </w:rPr>
+        <w:t xml:space="preserve"> </w:t>
+      </w:r>
+      <w:r>
+        <w:rPr>
+          <w:rStyle w:val="StringTok"/>
+        </w:rPr>
+        <w:t xml:space="preserve">"top"</w:t>
+      </w:r>
+      <w:r>
+        <w:rPr>
+          <w:rStyle w:val="NormalTok"/>
+        </w:rPr>
+        <w:t xml:space="preserve">) </w:t>
+      </w:r>
+      <w:r>
+        <w:rPr>
+          <w:rStyle w:val="SpecialCharTok"/>
+        </w:rPr>
+        <w:t xml:space="preserve">+</w:t>
+      </w:r>
+      <w:r>
+        <w:br/>
+      </w:r>
+      <w:r>
+        <w:rPr>
+          <w:rStyle w:val="NormalTok"/>
+        </w:rPr>
+        <w:t xml:space="preserve">  </w:t>
+      </w:r>
+      <w:r>
+        <w:rPr>
+          <w:rStyle w:val="FunctionTok"/>
+        </w:rPr>
         <w:t xml:space="preserve">labs</w:t>
       </w:r>
       <w:r>
@@ -7523,6 +7994,51 @@
         <w:rPr>
           <w:rStyle w:val="AttributeTok"/>
         </w:rPr>
+        <w:t xml:space="preserve">fill =</w:t>
+      </w:r>
+      <w:r>
+        <w:rPr>
+          <w:rStyle w:val="NormalTok"/>
+        </w:rPr>
+        <w:t xml:space="preserve"> </w:t>
+      </w:r>
+      <w:r>
+        <w:rPr>
+          <w:rStyle w:val="StringTok"/>
+        </w:rPr>
+        <w:t xml:space="preserve">"Tax</w:t>
+      </w:r>
+      <w:r>
+        <w:rPr>
+          <w:rStyle w:val="SpecialCharTok"/>
+        </w:rPr>
+        <w:t xml:space="preserve">\n</w:t>
+      </w:r>
+      <w:r>
+        <w:rPr>
+          <w:rStyle w:val="StringTok"/>
+        </w:rPr>
+        <w:t xml:space="preserve">band"</w:t>
+      </w:r>
+      <w:r>
+        <w:rPr>
+          <w:rStyle w:val="NormalTok"/>
+        </w:rPr>
+        <w:t xml:space="preserve">,</w:t>
+      </w:r>
+      <w:r>
+        <w:br/>
+      </w:r>
+      <w:r>
+        <w:rPr>
+          <w:rStyle w:val="NormalTok"/>
+        </w:rPr>
+        <w:t xml:space="preserve">       </w:t>
+      </w:r>
+      <w:r>
+        <w:rPr>
+          <w:rStyle w:val="AttributeTok"/>
+        </w:rPr>
         <w:t xml:space="preserve">y =</w:t>
       </w:r>
       <w:r>
@@ -7535,7 +8051,7 @@
         <w:rPr>
           <w:rStyle w:val="StringTok"/>
         </w:rPr>
-        <w:t xml:space="preserve">"Frequency"</w:t>
+        <w:t xml:space="preserve">"Density"</w:t>
       </w:r>
       <w:r>
         <w:rPr>
@@ -7553,7 +8069,7 @@
         <w:rPr>
           <w:rStyle w:val="NormalTok"/>
         </w:rPr>
-        <w:t xml:space="preserve">p2 </w:t>
+        <w:t xml:space="preserve">p3 </w:t>
       </w:r>
       <w:r>
         <w:rPr>
@@ -7598,7 +8114,7 @@
         <w:rPr>
           <w:rStyle w:val="FunctionTok"/>
         </w:rPr>
-        <w:t xml:space="preserve">geom_density</w:t>
+        <w:t xml:space="preserve">geom_point</w:t>
       </w:r>
       <w:r>
         <w:rPr>
@@ -7628,7 +8144,253 @@
         <w:rPr>
           <w:rStyle w:val="NormalTok"/>
         </w:rPr>
-        <w:t xml:space="preserve"> Price, </w:t>
+        <w:t xml:space="preserve"> UniCommuteTime, </w:t>
+      </w:r>
+      <w:r>
+        <w:rPr>
+          <w:rStyle w:val="AttributeTok"/>
+        </w:rPr>
+        <w:t xml:space="preserve">y =</w:t>
+      </w:r>
+      <w:r>
+        <w:rPr>
+          <w:rStyle w:val="NormalTok"/>
+        </w:rPr>
+        <w:t xml:space="preserve"> Price), </w:t>
+      </w:r>
+      <w:r>
+        <w:rPr>
+          <w:rStyle w:val="AttributeTok"/>
+        </w:rPr>
+        <w:t xml:space="preserve">colour =</w:t>
+      </w:r>
+      <w:r>
+        <w:rPr>
+          <w:rStyle w:val="NormalTok"/>
+        </w:rPr>
+        <w:t xml:space="preserve"> </w:t>
+      </w:r>
+      <w:r>
+        <w:rPr>
+          <w:rStyle w:val="StringTok"/>
+        </w:rPr>
+        <w:t xml:space="preserve">"#EC1365"</w:t>
+      </w:r>
+      <w:r>
+        <w:rPr>
+          <w:rStyle w:val="NormalTok"/>
+        </w:rPr>
+        <w:t xml:space="preserve">) </w:t>
+      </w:r>
+      <w:r>
+        <w:rPr>
+          <w:rStyle w:val="SpecialCharTok"/>
+        </w:rPr>
+        <w:t xml:space="preserve">+</w:t>
+      </w:r>
+      <w:r>
+        <w:br/>
+      </w:r>
+      <w:r>
+        <w:rPr>
+          <w:rStyle w:val="NormalTok"/>
+        </w:rPr>
+        <w:t xml:space="preserve">  </w:t>
+      </w:r>
+      <w:r>
+        <w:rPr>
+          <w:rStyle w:val="FunctionTok"/>
+        </w:rPr>
+        <w:t xml:space="preserve">theme_classic</w:t>
+      </w:r>
+      <w:r>
+        <w:rPr>
+          <w:rStyle w:val="NormalTok"/>
+        </w:rPr>
+        <w:t xml:space="preserve">() </w:t>
+      </w:r>
+      <w:r>
+        <w:rPr>
+          <w:rStyle w:val="SpecialCharTok"/>
+        </w:rPr>
+        <w:t xml:space="preserve">+</w:t>
+      </w:r>
+      <w:r>
+        <w:br/>
+      </w:r>
+      <w:r>
+        <w:rPr>
+          <w:rStyle w:val="NormalTok"/>
+        </w:rPr>
+        <w:t xml:space="preserve">  </w:t>
+      </w:r>
+      <w:r>
+        <w:rPr>
+          <w:rStyle w:val="FunctionTok"/>
+        </w:rPr>
+        <w:t xml:space="preserve">labs</w:t>
+      </w:r>
+      <w:r>
+        <w:rPr>
+          <w:rStyle w:val="NormalTok"/>
+        </w:rPr>
+        <w:t xml:space="preserve">(</w:t>
+      </w:r>
+      <w:r>
+        <w:rPr>
+          <w:rStyle w:val="AttributeTok"/>
+        </w:rPr>
+        <w:t xml:space="preserve">x =</w:t>
+      </w:r>
+      <w:r>
+        <w:rPr>
+          <w:rStyle w:val="NormalTok"/>
+        </w:rPr>
+        <w:t xml:space="preserve"> </w:t>
+      </w:r>
+      <w:r>
+        <w:rPr>
+          <w:rStyle w:val="StringTok"/>
+        </w:rPr>
+        <w:t xml:space="preserve">"Walk time to Uni (mins)"</w:t>
+      </w:r>
+      <w:r>
+        <w:rPr>
+          <w:rStyle w:val="NormalTok"/>
+        </w:rPr>
+        <w:t xml:space="preserve">,</w:t>
+      </w:r>
+      <w:r>
+        <w:br/>
+      </w:r>
+      <w:r>
+        <w:rPr>
+          <w:rStyle w:val="NormalTok"/>
+        </w:rPr>
+        <w:t xml:space="preserve">       </w:t>
+      </w:r>
+      <w:r>
+        <w:rPr>
+          <w:rStyle w:val="AttributeTok"/>
+        </w:rPr>
+        <w:t xml:space="preserve">y =</w:t>
+      </w:r>
+      <w:r>
+        <w:rPr>
+          <w:rStyle w:val="NormalTok"/>
+        </w:rPr>
+        <w:t xml:space="preserve"> </w:t>
+      </w:r>
+      <w:r>
+        <w:rPr>
+          <w:rStyle w:val="StringTok"/>
+        </w:rPr>
+        <w:t xml:space="preserve">"Rental price (£)"</w:t>
+      </w:r>
+      <w:r>
+        <w:rPr>
+          <w:rStyle w:val="NormalTok"/>
+        </w:rPr>
+        <w:t xml:space="preserve">)</w:t>
+      </w:r>
+      <w:r>
+        <w:br/>
+      </w:r>
+      <w:r>
+        <w:br/>
+      </w:r>
+      <w:r>
+        <w:rPr>
+          <w:rStyle w:val="NormalTok"/>
+        </w:rPr>
+        <w:t xml:space="preserve">p4 </w:t>
+      </w:r>
+      <w:r>
+        <w:rPr>
+          <w:rStyle w:val="OtherTok"/>
+        </w:rPr>
+        <w:t xml:space="preserve">&lt;-</w:t>
+      </w:r>
+      <w:r>
+        <w:rPr>
+          <w:rStyle w:val="NormalTok"/>
+        </w:rPr>
+        <w:t xml:space="preserve"> </w:t>
+      </w:r>
+      <w:r>
+        <w:rPr>
+          <w:rStyle w:val="FunctionTok"/>
+        </w:rPr>
+        <w:t xml:space="preserve">ggplot</w:t>
+      </w:r>
+      <w:r>
+        <w:rPr>
+          <w:rStyle w:val="NormalTok"/>
+        </w:rPr>
+        <w:t xml:space="preserve">(abdn) </w:t>
+      </w:r>
+      <w:r>
+        <w:rPr>
+          <w:rStyle w:val="SpecialCharTok"/>
+        </w:rPr>
+        <w:t xml:space="preserve">+</w:t>
+      </w:r>
+      <w:r>
+        <w:br/>
+      </w:r>
+      <w:r>
+        <w:rPr>
+          <w:rStyle w:val="NormalTok"/>
+        </w:rPr>
+        <w:t xml:space="preserve">  </w:t>
+      </w:r>
+      <w:r>
+        <w:rPr>
+          <w:rStyle w:val="FunctionTok"/>
+        </w:rPr>
+        <w:t xml:space="preserve">geom_boxplot</w:t>
+      </w:r>
+      <w:r>
+        <w:rPr>
+          <w:rStyle w:val="NormalTok"/>
+        </w:rPr>
+        <w:t xml:space="preserve">(</w:t>
+      </w:r>
+      <w:r>
+        <w:rPr>
+          <w:rStyle w:val="FunctionTok"/>
+        </w:rPr>
+        <w:t xml:space="preserve">aes</w:t>
+      </w:r>
+      <w:r>
+        <w:rPr>
+          <w:rStyle w:val="NormalTok"/>
+        </w:rPr>
+        <w:t xml:space="preserve">(</w:t>
+      </w:r>
+      <w:r>
+        <w:rPr>
+          <w:rStyle w:val="AttributeTok"/>
+        </w:rPr>
+        <w:t xml:space="preserve">x =</w:t>
+      </w:r>
+      <w:r>
+        <w:rPr>
+          <w:rStyle w:val="NormalTok"/>
+        </w:rPr>
+        <w:t xml:space="preserve"> EPC, </w:t>
+      </w:r>
+      <w:r>
+        <w:rPr>
+          <w:rStyle w:val="AttributeTok"/>
+        </w:rPr>
+        <w:t xml:space="preserve">y =</w:t>
+      </w:r>
+      <w:r>
+        <w:rPr>
+          <w:rStyle w:val="NormalTok"/>
+        </w:rPr>
+        <w:t xml:space="preserve"> Price), </w:t>
       </w:r>
       <w:r>
         <w:rPr>
@@ -7640,205 +8402,37 @@
         <w:rPr>
           <w:rStyle w:val="NormalTok"/>
         </w:rPr>
-        <w:t xml:space="preserve"> Tax), </w:t>
-      </w:r>
-      <w:r>
-        <w:rPr>
-          <w:rStyle w:val="AttributeTok"/>
-        </w:rPr>
-        <w:t xml:space="preserve">alpha =</w:t>
-      </w:r>
-      <w:r>
-        <w:rPr>
-          <w:rStyle w:val="NormalTok"/>
-        </w:rPr>
-        <w:t xml:space="preserve"> </w:t>
-      </w:r>
-      <w:r>
-        <w:rPr>
-          <w:rStyle w:val="FloatTok"/>
-        </w:rPr>
-        <w:t xml:space="preserve">0.7</w:t>
-      </w:r>
-      <w:r>
-        <w:rPr>
-          <w:rStyle w:val="NormalTok"/>
-        </w:rPr>
-        <w:t xml:space="preserve">) </w:t>
-      </w:r>
-      <w:r>
-        <w:rPr>
-          <w:rStyle w:val="SpecialCharTok"/>
-        </w:rPr>
-        <w:t xml:space="preserve">+</w:t>
-      </w:r>
-      <w:r>
-        <w:br/>
-      </w:r>
-      <w:r>
-        <w:rPr>
-          <w:rStyle w:val="NormalTok"/>
-        </w:rPr>
-        <w:t xml:space="preserve">  </w:t>
-      </w:r>
-      <w:r>
-        <w:rPr>
-          <w:rStyle w:val="FunctionTok"/>
-        </w:rPr>
-        <w:t xml:space="preserve">scale_fill_brewer</w:t>
-      </w:r>
-      <w:r>
-        <w:rPr>
-          <w:rStyle w:val="NormalTok"/>
-        </w:rPr>
-        <w:t xml:space="preserve">(</w:t>
-      </w:r>
-      <w:r>
-        <w:rPr>
-          <w:rStyle w:val="AttributeTok"/>
-        </w:rPr>
-        <w:t xml:space="preserve">palette =</w:t>
-      </w:r>
-      <w:r>
-        <w:rPr>
-          <w:rStyle w:val="NormalTok"/>
-        </w:rPr>
         <w:t xml:space="preserve"> </w:t>
       </w:r>
       <w:r>
         <w:rPr>
           <w:rStyle w:val="StringTok"/>
         </w:rPr>
-        <w:t xml:space="preserve">"Set2"</w:t>
-      </w:r>
-      <w:r>
-        <w:rPr>
-          <w:rStyle w:val="NormalTok"/>
-        </w:rPr>
-        <w:t xml:space="preserve">) </w:t>
-      </w:r>
-      <w:r>
-        <w:rPr>
-          <w:rStyle w:val="SpecialCharTok"/>
-        </w:rPr>
-        <w:t xml:space="preserve">+</w:t>
-      </w:r>
-      <w:r>
-        <w:br/>
-      </w:r>
-      <w:r>
-        <w:rPr>
-          <w:rStyle w:val="NormalTok"/>
-        </w:rPr>
-        <w:t xml:space="preserve">  </w:t>
-      </w:r>
-      <w:r>
-        <w:rPr>
-          <w:rStyle w:val="FunctionTok"/>
-        </w:rPr>
-        <w:t xml:space="preserve">theme_classic</w:t>
-      </w:r>
-      <w:r>
-        <w:rPr>
-          <w:rStyle w:val="NormalTok"/>
-        </w:rPr>
-        <w:t xml:space="preserve">() </w:t>
-      </w:r>
-      <w:r>
-        <w:rPr>
-          <w:rStyle w:val="SpecialCharTok"/>
-        </w:rPr>
-        <w:t xml:space="preserve">+</w:t>
-      </w:r>
-      <w:r>
-        <w:br/>
-      </w:r>
-      <w:r>
-        <w:rPr>
-          <w:rStyle w:val="NormalTok"/>
-        </w:rPr>
-        <w:t xml:space="preserve">  </w:t>
-      </w:r>
-      <w:r>
-        <w:rPr>
-          <w:rStyle w:val="FunctionTok"/>
-        </w:rPr>
-        <w:t xml:space="preserve">theme</w:t>
-      </w:r>
-      <w:r>
-        <w:rPr>
-          <w:rStyle w:val="NormalTok"/>
-        </w:rPr>
-        <w:t xml:space="preserve">(</w:t>
-      </w:r>
-      <w:r>
-        <w:rPr>
-          <w:rStyle w:val="AttributeTok"/>
-        </w:rPr>
-        <w:t xml:space="preserve">legend.position =</w:t>
-      </w:r>
-      <w:r>
-        <w:rPr>
-          <w:rStyle w:val="NormalTok"/>
-        </w:rPr>
-        <w:t xml:space="preserve"> </w:t>
-      </w:r>
-      <w:r>
-        <w:rPr>
-          <w:rStyle w:val="StringTok"/>
-        </w:rPr>
-        <w:t xml:space="preserve">"top"</w:t>
-      </w:r>
-      <w:r>
-        <w:rPr>
-          <w:rStyle w:val="NormalTok"/>
-        </w:rPr>
-        <w:t xml:space="preserve">) </w:t>
-      </w:r>
-      <w:r>
-        <w:rPr>
-          <w:rStyle w:val="SpecialCharTok"/>
-        </w:rPr>
-        <w:t xml:space="preserve">+</w:t>
-      </w:r>
-      <w:r>
-        <w:br/>
-      </w:r>
-      <w:r>
-        <w:rPr>
-          <w:rStyle w:val="NormalTok"/>
-        </w:rPr>
-        <w:t xml:space="preserve">  </w:t>
-      </w:r>
-      <w:r>
-        <w:rPr>
-          <w:rStyle w:val="FunctionTok"/>
-        </w:rPr>
-        <w:t xml:space="preserve">labs</w:t>
-      </w:r>
-      <w:r>
-        <w:rPr>
-          <w:rStyle w:val="NormalTok"/>
-        </w:rPr>
-        <w:t xml:space="preserve">(</w:t>
-      </w:r>
-      <w:r>
-        <w:rPr>
-          <w:rStyle w:val="AttributeTok"/>
-        </w:rPr>
-        <w:t xml:space="preserve">x =</w:t>
-      </w:r>
-      <w:r>
-        <w:rPr>
-          <w:rStyle w:val="NormalTok"/>
-        </w:rPr>
-        <w:t xml:space="preserve"> </w:t>
-      </w:r>
-      <w:r>
-        <w:rPr>
-          <w:rStyle w:val="StringTok"/>
-        </w:rPr>
-        <w:t xml:space="preserve">"Rental price (£)"</w:t>
+        <w:t xml:space="preserve">"#EC1365"</w:t>
+      </w:r>
+      <w:r>
+        <w:rPr>
+          <w:rStyle w:val="NormalTok"/>
+        </w:rPr>
+        <w:t xml:space="preserve">, </w:t>
+      </w:r>
+      <w:r>
+        <w:rPr>
+          <w:rStyle w:val="AttributeTok"/>
+        </w:rPr>
+        <w:t xml:space="preserve">outliers =</w:t>
+      </w:r>
+      <w:r>
+        <w:rPr>
+          <w:rStyle w:val="NormalTok"/>
+        </w:rPr>
+        <w:t xml:space="preserve"> </w:t>
+      </w:r>
+      <w:r>
+        <w:rPr>
+          <w:rStyle w:val="ConstantTok"/>
+        </w:rPr>
+        <w:t xml:space="preserve">FALSE</w:t>
       </w:r>
       <w:r>
         <w:rPr>
@@ -7853,439 +8447,13 @@
         <w:rPr>
           <w:rStyle w:val="NormalTok"/>
         </w:rPr>
-        <w:t xml:space="preserve">       </w:t>
-      </w:r>
-      <w:r>
-        <w:rPr>
-          <w:rStyle w:val="AttributeTok"/>
-        </w:rPr>
-        <w:t xml:space="preserve">fill =</w:t>
-      </w:r>
-      <w:r>
-        <w:rPr>
-          <w:rStyle w:val="NormalTok"/>
-        </w:rPr>
-        <w:t xml:space="preserve"> </w:t>
-      </w:r>
-      <w:r>
-        <w:rPr>
-          <w:rStyle w:val="StringTok"/>
-        </w:rPr>
-        <w:t xml:space="preserve">"Tax</w:t>
-      </w:r>
-      <w:r>
-        <w:rPr>
-          <w:rStyle w:val="SpecialCharTok"/>
-        </w:rPr>
-        <w:t xml:space="preserve">\n</w:t>
-      </w:r>
-      <w:r>
-        <w:rPr>
-          <w:rStyle w:val="StringTok"/>
-        </w:rPr>
-        <w:t xml:space="preserve">band"</w:t>
-      </w:r>
-      <w:r>
-        <w:rPr>
-          <w:rStyle w:val="NormalTok"/>
-        </w:rPr>
-        <w:t xml:space="preserve">,</w:t>
-      </w:r>
-      <w:r>
-        <w:br/>
-      </w:r>
-      <w:r>
-        <w:rPr>
-          <w:rStyle w:val="NormalTok"/>
-        </w:rPr>
-        <w:t xml:space="preserve">       </w:t>
-      </w:r>
-      <w:r>
-        <w:rPr>
-          <w:rStyle w:val="AttributeTok"/>
-        </w:rPr>
-        <w:t xml:space="preserve">y =</w:t>
-      </w:r>
-      <w:r>
-        <w:rPr>
-          <w:rStyle w:val="NormalTok"/>
-        </w:rPr>
-        <w:t xml:space="preserve"> </w:t>
-      </w:r>
-      <w:r>
-        <w:rPr>
-          <w:rStyle w:val="StringTok"/>
-        </w:rPr>
-        <w:t xml:space="preserve">"Density"</w:t>
-      </w:r>
-      <w:r>
-        <w:rPr>
-          <w:rStyle w:val="NormalTok"/>
-        </w:rPr>
-        <w:t xml:space="preserve">)</w:t>
-      </w:r>
-      <w:r>
-        <w:br/>
-      </w:r>
-      <w:r>
-        <w:br/>
-      </w:r>
-      <w:r>
-        <w:rPr>
-          <w:rStyle w:val="NormalTok"/>
-        </w:rPr>
-        <w:t xml:space="preserve">p3 </w:t>
-      </w:r>
-      <w:r>
-        <w:rPr>
-          <w:rStyle w:val="OtherTok"/>
-        </w:rPr>
-        <w:t xml:space="preserve">&lt;-</w:t>
-      </w:r>
-      <w:r>
-        <w:rPr>
-          <w:rStyle w:val="NormalTok"/>
-        </w:rPr>
-        <w:t xml:space="preserve"> </w:t>
-      </w:r>
-      <w:r>
-        <w:rPr>
-          <w:rStyle w:val="FunctionTok"/>
-        </w:rPr>
-        <w:t xml:space="preserve">ggplot</w:t>
-      </w:r>
-      <w:r>
-        <w:rPr>
-          <w:rStyle w:val="NormalTok"/>
-        </w:rPr>
-        <w:t xml:space="preserve">(abdn) </w:t>
-      </w:r>
-      <w:r>
-        <w:rPr>
-          <w:rStyle w:val="SpecialCharTok"/>
-        </w:rPr>
-        <w:t xml:space="preserve">+</w:t>
-      </w:r>
-      <w:r>
-        <w:br/>
-      </w:r>
-      <w:r>
-        <w:rPr>
-          <w:rStyle w:val="NormalTok"/>
-        </w:rPr>
-        <w:t xml:space="preserve">  </w:t>
-      </w:r>
-      <w:r>
-        <w:rPr>
-          <w:rStyle w:val="FunctionTok"/>
-        </w:rPr>
-        <w:t xml:space="preserve">geom_point</w:t>
-      </w:r>
-      <w:r>
-        <w:rPr>
-          <w:rStyle w:val="NormalTok"/>
-        </w:rPr>
-        <w:t xml:space="preserve">(</w:t>
-      </w:r>
-      <w:r>
-        <w:rPr>
-          <w:rStyle w:val="FunctionTok"/>
-        </w:rPr>
-        <w:t xml:space="preserve">aes</w:t>
-      </w:r>
-      <w:r>
-        <w:rPr>
-          <w:rStyle w:val="NormalTok"/>
-        </w:rPr>
-        <w:t xml:space="preserve">(</w:t>
-      </w:r>
-      <w:r>
-        <w:rPr>
-          <w:rStyle w:val="AttributeTok"/>
-        </w:rPr>
-        <w:t xml:space="preserve">x =</w:t>
-      </w:r>
-      <w:r>
-        <w:rPr>
-          <w:rStyle w:val="NormalTok"/>
-        </w:rPr>
-        <w:t xml:space="preserve"> UniCommuteTime, </w:t>
-      </w:r>
-      <w:r>
-        <w:rPr>
-          <w:rStyle w:val="AttributeTok"/>
-        </w:rPr>
-        <w:t xml:space="preserve">y =</w:t>
-      </w:r>
-      <w:r>
-        <w:rPr>
-          <w:rStyle w:val="NormalTok"/>
-        </w:rPr>
-        <w:t xml:space="preserve"> Price), </w:t>
-      </w:r>
-      <w:r>
-        <w:rPr>
-          <w:rStyle w:val="AttributeTok"/>
-        </w:rPr>
-        <w:t xml:space="preserve">colour =</w:t>
-      </w:r>
-      <w:r>
-        <w:rPr>
-          <w:rStyle w:val="NormalTok"/>
-        </w:rPr>
-        <w:t xml:space="preserve"> </w:t>
-      </w:r>
-      <w:r>
-        <w:rPr>
-          <w:rStyle w:val="StringTok"/>
-        </w:rPr>
-        <w:t xml:space="preserve">"#EC1365"</w:t>
-      </w:r>
-      <w:r>
-        <w:rPr>
-          <w:rStyle w:val="NormalTok"/>
-        </w:rPr>
-        <w:t xml:space="preserve">) </w:t>
-      </w:r>
-      <w:r>
-        <w:rPr>
-          <w:rStyle w:val="SpecialCharTok"/>
-        </w:rPr>
-        <w:t xml:space="preserve">+</w:t>
-      </w:r>
-      <w:r>
-        <w:br/>
-      </w:r>
-      <w:r>
-        <w:rPr>
-          <w:rStyle w:val="NormalTok"/>
-        </w:rPr>
-        <w:t xml:space="preserve">  </w:t>
-      </w:r>
-      <w:r>
-        <w:rPr>
-          <w:rStyle w:val="FunctionTok"/>
-        </w:rPr>
-        <w:t xml:space="preserve">theme_classic</w:t>
-      </w:r>
-      <w:r>
-        <w:rPr>
-          <w:rStyle w:val="NormalTok"/>
-        </w:rPr>
-        <w:t xml:space="preserve">() </w:t>
-      </w:r>
-      <w:r>
-        <w:rPr>
-          <w:rStyle w:val="SpecialCharTok"/>
-        </w:rPr>
-        <w:t xml:space="preserve">+</w:t>
-      </w:r>
-      <w:r>
-        <w:br/>
-      </w:r>
-      <w:r>
-        <w:rPr>
-          <w:rStyle w:val="NormalTok"/>
-        </w:rPr>
-        <w:t xml:space="preserve">  </w:t>
-      </w:r>
-      <w:r>
-        <w:rPr>
-          <w:rStyle w:val="FunctionTok"/>
-        </w:rPr>
-        <w:t xml:space="preserve">labs</w:t>
-      </w:r>
-      <w:r>
-        <w:rPr>
-          <w:rStyle w:val="NormalTok"/>
-        </w:rPr>
-        <w:t xml:space="preserve">(</w:t>
-      </w:r>
-      <w:r>
-        <w:rPr>
-          <w:rStyle w:val="AttributeTok"/>
-        </w:rPr>
-        <w:t xml:space="preserve">x =</w:t>
-      </w:r>
-      <w:r>
-        <w:rPr>
-          <w:rStyle w:val="NormalTok"/>
-        </w:rPr>
-        <w:t xml:space="preserve"> </w:t>
-      </w:r>
-      <w:r>
-        <w:rPr>
-          <w:rStyle w:val="StringTok"/>
-        </w:rPr>
-        <w:t xml:space="preserve">"Walk time to Uni (mins)"</w:t>
-      </w:r>
-      <w:r>
-        <w:rPr>
-          <w:rStyle w:val="NormalTok"/>
-        </w:rPr>
-        <w:t xml:space="preserve">,</w:t>
-      </w:r>
-      <w:r>
-        <w:br/>
-      </w:r>
-      <w:r>
-        <w:rPr>
-          <w:rStyle w:val="NormalTok"/>
-        </w:rPr>
-        <w:t xml:space="preserve">       </w:t>
-      </w:r>
-      <w:r>
-        <w:rPr>
-          <w:rStyle w:val="AttributeTok"/>
-        </w:rPr>
-        <w:t xml:space="preserve">y =</w:t>
-      </w:r>
-      <w:r>
-        <w:rPr>
-          <w:rStyle w:val="NormalTok"/>
-        </w:rPr>
-        <w:t xml:space="preserve"> </w:t>
-      </w:r>
-      <w:r>
-        <w:rPr>
-          <w:rStyle w:val="StringTok"/>
-        </w:rPr>
-        <w:t xml:space="preserve">"Rental price (£)"</w:t>
-      </w:r>
-      <w:r>
-        <w:rPr>
-          <w:rStyle w:val="NormalTok"/>
-        </w:rPr>
-        <w:t xml:space="preserve">)</w:t>
-      </w:r>
-      <w:r>
-        <w:br/>
-      </w:r>
-      <w:r>
-        <w:br/>
-      </w:r>
-      <w:r>
-        <w:rPr>
-          <w:rStyle w:val="NormalTok"/>
-        </w:rPr>
-        <w:t xml:space="preserve">p4 </w:t>
-      </w:r>
-      <w:r>
-        <w:rPr>
-          <w:rStyle w:val="OtherTok"/>
-        </w:rPr>
-        <w:t xml:space="preserve">&lt;-</w:t>
-      </w:r>
-      <w:r>
-        <w:rPr>
-          <w:rStyle w:val="NormalTok"/>
-        </w:rPr>
-        <w:t xml:space="preserve"> </w:t>
-      </w:r>
-      <w:r>
-        <w:rPr>
-          <w:rStyle w:val="FunctionTok"/>
-        </w:rPr>
-        <w:t xml:space="preserve">ggplot</w:t>
-      </w:r>
-      <w:r>
-        <w:rPr>
-          <w:rStyle w:val="NormalTok"/>
-        </w:rPr>
-        <w:t xml:space="preserve">(abdn) </w:t>
-      </w:r>
-      <w:r>
-        <w:rPr>
-          <w:rStyle w:val="SpecialCharTok"/>
-        </w:rPr>
-        <w:t xml:space="preserve">+</w:t>
-      </w:r>
-      <w:r>
-        <w:br/>
-      </w:r>
-      <w:r>
-        <w:rPr>
-          <w:rStyle w:val="NormalTok"/>
-        </w:rPr>
-        <w:t xml:space="preserve">  </w:t>
-      </w:r>
-      <w:r>
-        <w:rPr>
-          <w:rStyle w:val="FunctionTok"/>
-        </w:rPr>
-        <w:t xml:space="preserve">geom_boxplot</w:t>
-      </w:r>
-      <w:r>
-        <w:rPr>
-          <w:rStyle w:val="NormalTok"/>
-        </w:rPr>
-        <w:t xml:space="preserve">(</w:t>
-      </w:r>
-      <w:r>
-        <w:rPr>
-          <w:rStyle w:val="FunctionTok"/>
-        </w:rPr>
-        <w:t xml:space="preserve">aes</w:t>
-      </w:r>
-      <w:r>
-        <w:rPr>
-          <w:rStyle w:val="NormalTok"/>
-        </w:rPr>
-        <w:t xml:space="preserve">(</w:t>
-      </w:r>
-      <w:r>
-        <w:rPr>
-          <w:rStyle w:val="AttributeTok"/>
-        </w:rPr>
-        <w:t xml:space="preserve">x =</w:t>
-      </w:r>
-      <w:r>
-        <w:rPr>
-          <w:rStyle w:val="NormalTok"/>
-        </w:rPr>
-        <w:t xml:space="preserve"> EPC, </w:t>
-      </w:r>
-      <w:r>
-        <w:rPr>
-          <w:rStyle w:val="AttributeTok"/>
-        </w:rPr>
-        <w:t xml:space="preserve">y =</w:t>
-      </w:r>
-      <w:r>
-        <w:rPr>
-          <w:rStyle w:val="NormalTok"/>
-        </w:rPr>
-        <w:t xml:space="preserve"> Price), </w:t>
-      </w:r>
-      <w:r>
-        <w:rPr>
-          <w:rStyle w:val="AttributeTok"/>
-        </w:rPr>
-        <w:t xml:space="preserve">fill =</w:t>
-      </w:r>
-      <w:r>
-        <w:rPr>
-          <w:rStyle w:val="NormalTok"/>
-        </w:rPr>
-        <w:t xml:space="preserve"> </w:t>
-      </w:r>
-      <w:r>
-        <w:rPr>
-          <w:rStyle w:val="StringTok"/>
-        </w:rPr>
-        <w:t xml:space="preserve">"#EC1365"</w:t>
-      </w:r>
-      <w:r>
-        <w:rPr>
-          <w:rStyle w:val="NormalTok"/>
-        </w:rPr>
-        <w:t xml:space="preserve">, </w:t>
-      </w:r>
-      <w:r>
-        <w:rPr>
-          <w:rStyle w:val="AttributeTok"/>
-        </w:rPr>
-        <w:t xml:space="preserve">outliers =</w:t>
+        <w:t xml:space="preserve">              </w:t>
+      </w:r>
+      <w:r>
+        <w:rPr>
+          <w:rStyle w:val="AttributeTok"/>
+        </w:rPr>
+        <w:t xml:space="preserve">show.legend =</w:t>
       </w:r>
       <w:r>
         <w:rPr>
@@ -8298,90 +8466,6 @@
           <w:rStyle w:val="ConstantTok"/>
         </w:rPr>
         <w:t xml:space="preserve">FALSE</w:t>
-      </w:r>
-      <w:r>
-        <w:rPr>
-          <w:rStyle w:val="NormalTok"/>
-        </w:rPr>
-        <w:t xml:space="preserve">,</w:t>
-      </w:r>
-      <w:r>
-        <w:br/>
-      </w:r>
-      <w:r>
-        <w:rPr>
-          <w:rStyle w:val="NormalTok"/>
-        </w:rPr>
-        <w:t xml:space="preserve">              </w:t>
-      </w:r>
-      <w:r>
-        <w:rPr>
-          <w:rStyle w:val="AttributeTok"/>
-        </w:rPr>
-        <w:t xml:space="preserve">show.legend =</w:t>
-      </w:r>
-      <w:r>
-        <w:rPr>
-          <w:rStyle w:val="NormalTok"/>
-        </w:rPr>
-        <w:t xml:space="preserve"> </w:t>
-      </w:r>
-      <w:r>
-        <w:rPr>
-          <w:rStyle w:val="ConstantTok"/>
-        </w:rPr>
-        <w:t xml:space="preserve">FALSE</w:t>
-      </w:r>
-      <w:r>
-        <w:rPr>
-          <w:rStyle w:val="NormalTok"/>
-        </w:rPr>
-        <w:t xml:space="preserve">) </w:t>
-      </w:r>
-      <w:r>
-        <w:rPr>
-          <w:rStyle w:val="SpecialCharTok"/>
-        </w:rPr>
-        <w:t xml:space="preserve">+</w:t>
-      </w:r>
-      <w:r>
-        <w:br/>
-      </w:r>
-      <w:r>
-        <w:rPr>
-          <w:rStyle w:val="NormalTok"/>
-        </w:rPr>
-        <w:t xml:space="preserve">  </w:t>
-      </w:r>
-      <w:r>
-        <w:rPr>
-          <w:rStyle w:val="FunctionTok"/>
-        </w:rPr>
-        <w:t xml:space="preserve">scale_fill_brewer</w:t>
-      </w:r>
-      <w:r>
-        <w:rPr>
-          <w:rStyle w:val="NormalTok"/>
-        </w:rPr>
-        <w:t xml:space="preserve">(</w:t>
-      </w:r>
-      <w:r>
-        <w:rPr>
-          <w:rStyle w:val="AttributeTok"/>
-        </w:rPr>
-        <w:t xml:space="preserve">palette =</w:t>
-      </w:r>
-      <w:r>
-        <w:rPr>
-          <w:rStyle w:val="NormalTok"/>
-        </w:rPr>
-        <w:t xml:space="preserve"> </w:t>
-      </w:r>
-      <w:r>
-        <w:rPr>
-          <w:rStyle w:val="StringTok"/>
-        </w:rPr>
-        <w:t xml:space="preserve">"Dark2"</w:t>
       </w:r>
       <w:r>
         <w:rPr>
@@ -12011,7 +12095,7 @@
     </w:p>
     <w:bookmarkEnd w:id="95"/>
     <w:bookmarkEnd w:id="96"/>
-    <w:bookmarkStart w:id="113" w:name="figures-from-the-real-world"/>
+    <w:bookmarkStart w:id="123" w:name="figures-from-the-real-world"/>
     <w:p>
       <w:pPr>
         <w:pStyle w:val="Heading1"/>
@@ -12055,7 +12139,7 @@
         <w:t xml:space="preserve">.</w:t>
       </w:r>
     </w:p>
-    <w:bookmarkStart w:id="100" w:name="the-y-axis1"/>
+    <w:bookmarkStart w:id="101" w:name="the-y-axis1"/>
     <w:p>
       <w:pPr>
         <w:pStyle w:val="Heading2"/>
@@ -12067,24 +12151,81 @@
     <w:p>
       <w:pPr>
         <w:pStyle w:val="FirstParagraph"/>
+      </w:pPr>
+      <w:r>
+        <w:t xml:space="preserve">This figure comes from the</w:t>
+      </w:r>
+      <w:r>
+        <w:t xml:space="preserve"> </w:t>
+      </w:r>
+      <w:hyperlink r:id="rId97">
+        <w:r>
+          <w:rPr>
+            <w:rStyle w:val="Hyperlink"/>
+          </w:rPr>
+          <w:t xml:space="preserve">Financial Times</w:t>
+        </w:r>
+      </w:hyperlink>
+      <w:r>
+        <w:t xml:space="preserve"> </w:t>
+      </w:r>
+      <w:r>
+        <w:t xml:space="preserve">and looks at bus usage inside and outside of London. If you use the link, the online version of figure is marginally different to this one (it includes another lines for private car ownership) but are otherwise identical. Review either figure and decide if there’s anything you think is inappropriate. As a small hint, pay attention to the y-axis.</w:t>
+      </w:r>
+    </w:p>
+    <w:p>
+      <w:pPr>
+        <w:pStyle w:val="BodyText"/>
+      </w:pPr>
+      <w:r>
+        <w:t xml:space="preserve">As a small side note, the Financial Times uses</w:t>
+      </w:r>
+      <w:r>
+        <w:t xml:space="preserve"> </w:t>
+      </w:r>
+      <w:r>
+        <w:rPr>
+          <w:rStyle w:val="VerbatimChar"/>
+        </w:rPr>
+        <w:t xml:space="preserve">ggplot2</w:t>
+      </w:r>
+      <w:r>
+        <w:t xml:space="preserve"> </w:t>
+      </w:r>
+      <w:r>
+        <w:t xml:space="preserve">to produce their figures and even have their own ggplot theme (</w:t>
+      </w:r>
+      <w:r>
+        <w:rPr>
+          <w:rStyle w:val="VerbatimChar"/>
+        </w:rPr>
+        <w:t xml:space="preserve">ftplottools</w:t>
+      </w:r>
+      <w:r>
+        <w:t xml:space="preserve">).</w:t>
+      </w:r>
+    </w:p>
+    <w:p>
+      <w:pPr>
+        <w:pStyle w:val="BodyText"/>
       </w:pPr>
       <w:r>
         <w:drawing>
           <wp:inline>
             <wp:extent cx="3810000" cy="5755640"/>
             <wp:effectExtent b="0" l="0" r="0" t="0"/>
-            <wp:docPr descr="" title="" id="98" name="Picture"/>
+            <wp:docPr descr="" title="" id="99" name="Picture"/>
             <a:graphic>
               <a:graphicData uri="http://schemas.openxmlformats.org/drawingml/2006/picture">
                 <pic:pic>
                   <pic:nvPicPr>
-                    <pic:cNvPr descr="Figures/LondonBus.jpg" id="99" name="Picture"/>
+                    <pic:cNvPr descr="Figures/LondonBus.jpg" id="100" name="Picture"/>
                     <pic:cNvPicPr>
                       <a:picLocks noChangeArrowheads="1" noChangeAspect="1"/>
                     </pic:cNvPicPr>
                   </pic:nvPicPr>
                   <pic:blipFill>
-                    <a:blip r:embed="rId97"/>
+                    <a:blip r:embed="rId98"/>
                     <a:stretch>
                       <a:fillRect/>
                     </a:stretch>
@@ -12145,21 +12286,9 @@
         </w:rPr>
         <w:t xml:space="preserve"># People get super annoyed by y-axes, especially when the bottom is not set to zero. Honestly? I don't care. There are times when it's entirely appropriate to do that, other times when it's not. But I dislike it when people treat it as though there is some *rule* that there is only a singularly correct way to set up a figures axes. There's not. Use your brain. Think what the best way is to visualise your data and do that.</w:t>
       </w:r>
-      <w:r>
-        <w:br/>
-      </w:r>
-      <w:r>
-        <w:br/>
-      </w:r>
-      <w:r>
-        <w:rPr>
-          <w:rStyle w:val="CommentTok"/>
-        </w:rPr>
-        <w:t xml:space="preserve"># As a small side note, the Financial Times (the newspaper that made this figure) uses ggplot2 to produce their figures and even have their own ggplot theme (ftplottools).</w:t>
-      </w:r>
-    </w:p>
-    <w:bookmarkEnd w:id="100"/>
-    <w:bookmarkStart w:id="104" w:name="are-you-even-happy"/>
+    </w:p>
+    <w:bookmarkEnd w:id="101"/>
+    <w:bookmarkStart w:id="106" w:name="are-you-even-happy"/>
     <w:p>
       <w:pPr>
         <w:pStyle w:val="Heading2"/>
@@ -12171,24 +12300,46 @@
     <w:p>
       <w:pPr>
         <w:pStyle w:val="FirstParagraph"/>
+      </w:pPr>
+      <w:r>
+        <w:t xml:space="preserve">This is a figure I found somewhere online, which comes from this</w:t>
+      </w:r>
+      <w:r>
+        <w:t xml:space="preserve"> </w:t>
+      </w:r>
+      <w:hyperlink r:id="rId102">
+        <w:r>
+          <w:rPr>
+            <w:rStyle w:val="Hyperlink"/>
+          </w:rPr>
+          <w:t xml:space="preserve">organisation</w:t>
+        </w:r>
+      </w:hyperlink>
+      <w:r>
+        <w:t xml:space="preserve">. Jumping ahead a bit, but if you look through the actual report, most of the figures are actually pretty good (one or two figures might have benefited from a second pass but mostly good). The level of competency in their figures makes me think this was either a joke, or a CEO asked for this and wouldn’t listen to people saying that it’s a bad idea, or it’s fake. It’s not massively important given your task is to review it.</w:t>
+      </w:r>
+    </w:p>
+    <w:p>
+      <w:pPr>
+        <w:pStyle w:val="BodyText"/>
       </w:pPr>
       <w:r>
         <w:drawing>
           <wp:inline>
             <wp:extent cx="3810000" cy="3515054"/>
             <wp:effectExtent b="0" l="0" r="0" t="0"/>
-            <wp:docPr descr="" title="" id="102" name="Picture"/>
+            <wp:docPr descr="" title="" id="104" name="Picture"/>
             <a:graphic>
               <a:graphicData uri="http://schemas.openxmlformats.org/drawingml/2006/picture">
                 <pic:pic>
                   <pic:nvPicPr>
-                    <pic:cNvPr descr="Figures/Happy.jpg" id="103" name="Picture"/>
+                    <pic:cNvPr descr="Figures/Happy.jpg" id="105" name="Picture"/>
                     <pic:cNvPicPr>
                       <a:picLocks noChangeArrowheads="1" noChangeAspect="1"/>
                     </pic:cNvPicPr>
                   </pic:nvPicPr>
                   <pic:blipFill>
-                    <a:blip r:embed="rId101"/>
+                    <a:blip r:embed="rId103"/>
                     <a:stretch>
                       <a:fillRect/>
                     </a:stretch>
@@ -12235,7 +12386,7 @@
         <w:rPr>
           <w:rStyle w:val="CommentTok"/>
         </w:rPr>
-        <w:t xml:space="preserve"># More subtly, I'm always super sceptical of these kinds of "happiness" ratings and similar measurements. I have no idea how happy I am; am I a "10 happiness out of 10 potential happiness" today or am I feeling more like a 9.2 out of 10? Have I ever truly had a 0 out of 10? Would you and I give the same "happiness score" if we had the same "happiness"? Maybe I'm a nihilist and your 5/10 is my 10/10. What if I'm just having an off day and I'm pissed off but I'm normally super chirpy? How many people do you ask to figure out happiness? Five? A million?</w:t>
+        <w:t xml:space="preserve"># More subtly, I'm always super sceptical of these kinds of "happiness" ratings and similar measurements. I have no idea how happy I am; am I a "10 happiness out of 10 potential happiness" today or am I feeling more like a 9.2 out of 10? Have I ever truly had a 0 out of 10 day? Would you and I give the same "happiness score" if we had the same "happiness"? Maybe I'm a nihilist and your 5/10 is my 10/10. What if I'm just having an off day and I'm pissed off but I'm normally super chirpy? How many people do you ask to figure out happiness? Five? A million?</w:t>
       </w:r>
       <w:r>
         <w:br/>
@@ -12247,11 +12398,11 @@
         <w:rPr>
           <w:rStyle w:val="CommentTok"/>
         </w:rPr>
-        <w:t xml:space="preserve"># The point I'm making here is that the *data* underlying this figure is most likely nonsense. At least, it doesn't pass *my* assumption of validity check.</w:t>
-      </w:r>
-    </w:p>
-    <w:bookmarkEnd w:id="104"/>
-    <w:bookmarkStart w:id="108" w:name="birds-and-light"/>
+        <w:t xml:space="preserve"># The point I'm making here is that the *data* underlying this figure, and more broadly their report, is most likely nonsense. At least, it doesn't pass *my* assumption of validity check.</w:t>
+      </w:r>
+    </w:p>
+    <w:bookmarkEnd w:id="106"/>
+    <w:bookmarkStart w:id="114" w:name="birds-and-light"/>
     <w:p>
       <w:pPr>
         <w:pStyle w:val="Heading2"/>
@@ -12263,24 +12414,49 @@
     <w:p>
       <w:pPr>
         <w:pStyle w:val="FirstParagraph"/>
+      </w:pPr>
+      <w:r>
+        <w:t xml:space="preserve">The figure below comes from</w:t>
+      </w:r>
+      <w:r>
+        <w:t xml:space="preserve"> </w:t>
+      </w:r>
+      <w:hyperlink r:id="rId107">
+        <w:r>
+          <w:rPr>
+            <w:rStyle w:val="Hyperlink"/>
+          </w:rPr>
+          <w:t xml:space="preserve">Pease et al (2025)</w:t>
+        </w:r>
+      </w:hyperlink>
+      <w:r>
+        <w:t xml:space="preserve"> </w:t>
+      </w:r>
+      <w:r>
+        <w:t xml:space="preserve">who were looking at how light pollution alters bird daily activity. In their paper, published in Science, they used more than 60 million detections of hundreds of species and linked each detection to satellite-derived light at night. This figure shows their data processing, going from raw data (Unfiltered detections), to semi-processed (Filtered detections), down to what they used in the model (Response variable).</w:t>
+      </w:r>
+    </w:p>
+    <w:p>
+      <w:pPr>
+        <w:pStyle w:val="BodyText"/>
       </w:pPr>
       <w:r>
         <w:drawing>
           <wp:inline>
             <wp:extent cx="4677877" cy="3869355"/>
             <wp:effectExtent b="0" l="0" r="0" t="0"/>
-            <wp:docPr descr="" title="" id="106" name="Picture"/>
+            <wp:docPr descr="" title="" id="109" name="Picture"/>
             <a:graphic>
               <a:graphicData uri="http://schemas.openxmlformats.org/drawingml/2006/picture">
                 <pic:pic>
                   <pic:nvPicPr>
-                    <pic:cNvPr descr="Figures/Birds.png" id="107" name="Picture"/>
+                    <pic:cNvPr descr="Figures/Birds.png" id="110" name="Picture"/>
                     <pic:cNvPicPr>
                       <a:picLocks noChangeArrowheads="1" noChangeAspect="1"/>
                     </pic:cNvPicPr>
                   </pic:nvPicPr>
                   <pic:blipFill>
-                    <a:blip r:embed="rId105"/>
+                    <a:blip r:embed="rId108"/>
                     <a:stretch>
                       <a:fillRect/>
                     </a:stretch>
@@ -12315,7 +12491,7 @@
         <w:rPr>
           <w:rStyle w:val="CommentTok"/>
         </w:rPr>
-        <w:t xml:space="preserve"># This comes from a paper published in Science (one of the most prestigious journals you can publish in) and it has some pretty poor choices from a data visualisation perspective.</w:t>
+        <w:t xml:space="preserve"># This comes from a paper published in Science (one of the most prestigious journals you can publish in) and it has some poor choices from a data visualisation perspective.</w:t>
       </w:r>
       <w:r>
         <w:br/>
@@ -12327,7 +12503,7 @@
         <w:rPr>
           <w:rStyle w:val="CommentTok"/>
         </w:rPr>
-        <w:t xml:space="preserve"># 1. Remember from the lecture that people really struggle to accurately interpret stacked bars. In this figure, can you tell if there is a difference in "Unfiltered detections" (the darker orange bars) in Aug 2023 and Sep 2023? I have no idea. I genuinely can't tell. Maybe? </w:t>
+        <w:t xml:space="preserve"># 1. Remember from the lecture that people really struggle to accurately compare stacked bars. In this figure, can you tell if there is a difference in "Unfiltered detections" (the darker orange bars) in Aug 2023 and Sep 2023? I have no idea. I genuinely can't tell. Maybe? </w:t>
       </w:r>
       <w:r>
         <w:br/>
@@ -12351,7 +12527,7 @@
         <w:rPr>
           <w:rStyle w:val="CommentTok"/>
         </w:rPr>
-        <w:t xml:space="preserve"># Overall, the only thing I can really say about the data from this figure is that there was some sort of "trend" over time in observations. What's the point then? Why bother with the colours?</w:t>
+        <w:t xml:space="preserve"># Overall, the only thing I can really say about the data from this figure is that there was some sort of "trend" over time in observations, and they carried out data processing. What's the point then? Why bother with the colours?</w:t>
       </w:r>
       <w:r>
         <w:br/>
@@ -12396,17 +12572,507 @@
         <w:rPr>
           <w:rStyle w:val="CommentTok"/>
         </w:rPr>
-        <w:t xml:space="preserve"># I'd use points showing the number of observations, with each "group" (i.e. "Response variable") connected by a line. I'd then split the figure into three smaller ones, one for each group. And in each of these smaller figures, the y-axis would have a different scale so that you could see the trend for Response variable.</w:t>
-      </w:r>
-    </w:p>
-    <w:bookmarkEnd w:id="108"/>
-    <w:bookmarkStart w:id="112" w:name="marmosets-and-ketamine"/>
-    <w:p>
-      <w:pPr>
-        <w:pStyle w:val="Heading2"/>
-      </w:pPr>
-      <w:r>
-        <w:t xml:space="preserve">Marmosets and ketamine (?!)</w:t>
+        <w:t xml:space="preserve"># I'd use points showing the number of observations, with each "group" (i.e. "Response variable") connected by a line. I'd then split the figure into three smaller ones, one for each group. And in each of these smaller figures, the y-axis would have a different scale so that you could see the trend for Response variable, given this data that was actually used.</w:t>
+      </w:r>
+    </w:p>
+    <w:p>
+      <w:pPr>
+        <w:pStyle w:val="SourceCode"/>
+      </w:pPr>
+      <w:r>
+        <w:rPr>
+          <w:rStyle w:val="FunctionTok"/>
+        </w:rPr>
+        <w:t xml:space="preserve">ggplot</w:t>
+      </w:r>
+      <w:r>
+        <w:rPr>
+          <w:rStyle w:val="NormalTok"/>
+        </w:rPr>
+        <w:t xml:space="preserve">(sim_data) </w:t>
+      </w:r>
+      <w:r>
+        <w:rPr>
+          <w:rStyle w:val="SpecialCharTok"/>
+        </w:rPr>
+        <w:t xml:space="preserve">+</w:t>
+      </w:r>
+      <w:r>
+        <w:br/>
+      </w:r>
+      <w:r>
+        <w:rPr>
+          <w:rStyle w:val="NormalTok"/>
+        </w:rPr>
+        <w:t xml:space="preserve">  </w:t>
+      </w:r>
+      <w:r>
+        <w:rPr>
+          <w:rStyle w:val="FunctionTok"/>
+        </w:rPr>
+        <w:t xml:space="preserve">geom_line</w:t>
+      </w:r>
+      <w:r>
+        <w:rPr>
+          <w:rStyle w:val="NormalTok"/>
+        </w:rPr>
+        <w:t xml:space="preserve">(</w:t>
+      </w:r>
+      <w:r>
+        <w:rPr>
+          <w:rStyle w:val="FunctionTok"/>
+        </w:rPr>
+        <w:t xml:space="preserve">aes</w:t>
+      </w:r>
+      <w:r>
+        <w:rPr>
+          <w:rStyle w:val="NormalTok"/>
+        </w:rPr>
+        <w:t xml:space="preserve">(</w:t>
+      </w:r>
+      <w:r>
+        <w:rPr>
+          <w:rStyle w:val="AttributeTok"/>
+        </w:rPr>
+        <w:t xml:space="preserve">x =</w:t>
+      </w:r>
+      <w:r>
+        <w:rPr>
+          <w:rStyle w:val="NormalTok"/>
+        </w:rPr>
+        <w:t xml:space="preserve"> month, </w:t>
+      </w:r>
+      <w:r>
+        <w:rPr>
+          <w:rStyle w:val="AttributeTok"/>
+        </w:rPr>
+        <w:t xml:space="preserve">y =</w:t>
+      </w:r>
+      <w:r>
+        <w:rPr>
+          <w:rStyle w:val="NormalTok"/>
+        </w:rPr>
+        <w:t xml:space="preserve"> millions, </w:t>
+      </w:r>
+      <w:r>
+        <w:rPr>
+          <w:rStyle w:val="AttributeTok"/>
+        </w:rPr>
+        <w:t xml:space="preserve">group =</w:t>
+      </w:r>
+      <w:r>
+        <w:rPr>
+          <w:rStyle w:val="NormalTok"/>
+        </w:rPr>
+        <w:t xml:space="preserve"> </w:t>
+      </w:r>
+      <w:r>
+        <w:rPr>
+          <w:rStyle w:val="DecValTok"/>
+        </w:rPr>
+        <w:t xml:space="preserve">1</w:t>
+      </w:r>
+      <w:r>
+        <w:rPr>
+          <w:rStyle w:val="NormalTok"/>
+        </w:rPr>
+        <w:t xml:space="preserve">)) </w:t>
+      </w:r>
+      <w:r>
+        <w:rPr>
+          <w:rStyle w:val="SpecialCharTok"/>
+        </w:rPr>
+        <w:t xml:space="preserve">+</w:t>
+      </w:r>
+      <w:r>
+        <w:br/>
+      </w:r>
+      <w:r>
+        <w:rPr>
+          <w:rStyle w:val="NormalTok"/>
+        </w:rPr>
+        <w:t xml:space="preserve">  </w:t>
+      </w:r>
+      <w:r>
+        <w:rPr>
+          <w:rStyle w:val="FunctionTok"/>
+        </w:rPr>
+        <w:t xml:space="preserve">geom_point</w:t>
+      </w:r>
+      <w:r>
+        <w:rPr>
+          <w:rStyle w:val="NormalTok"/>
+        </w:rPr>
+        <w:t xml:space="preserve">(</w:t>
+      </w:r>
+      <w:r>
+        <w:rPr>
+          <w:rStyle w:val="FunctionTok"/>
+        </w:rPr>
+        <w:t xml:space="preserve">aes</w:t>
+      </w:r>
+      <w:r>
+        <w:rPr>
+          <w:rStyle w:val="NormalTok"/>
+        </w:rPr>
+        <w:t xml:space="preserve">(</w:t>
+      </w:r>
+      <w:r>
+        <w:rPr>
+          <w:rStyle w:val="AttributeTok"/>
+        </w:rPr>
+        <w:t xml:space="preserve">x =</w:t>
+      </w:r>
+      <w:r>
+        <w:rPr>
+          <w:rStyle w:val="NormalTok"/>
+        </w:rPr>
+        <w:t xml:space="preserve"> month, </w:t>
+      </w:r>
+      <w:r>
+        <w:rPr>
+          <w:rStyle w:val="AttributeTok"/>
+        </w:rPr>
+        <w:t xml:space="preserve">y =</w:t>
+      </w:r>
+      <w:r>
+        <w:rPr>
+          <w:rStyle w:val="NormalTok"/>
+        </w:rPr>
+        <w:t xml:space="preserve"> millions, </w:t>
+      </w:r>
+      <w:r>
+        <w:rPr>
+          <w:rStyle w:val="AttributeTok"/>
+        </w:rPr>
+        <w:t xml:space="preserve">fill =</w:t>
+      </w:r>
+      <w:r>
+        <w:rPr>
+          <w:rStyle w:val="NormalTok"/>
+        </w:rPr>
+        <w:t xml:space="preserve"> category),</w:t>
+      </w:r>
+      <w:r>
+        <w:br/>
+      </w:r>
+      <w:r>
+        <w:rPr>
+          <w:rStyle w:val="NormalTok"/>
+        </w:rPr>
+        <w:t xml:space="preserve">             </w:t>
+      </w:r>
+      <w:r>
+        <w:rPr>
+          <w:rStyle w:val="AttributeTok"/>
+        </w:rPr>
+        <w:t xml:space="preserve">size =</w:t>
+      </w:r>
+      <w:r>
+        <w:rPr>
+          <w:rStyle w:val="NormalTok"/>
+        </w:rPr>
+        <w:t xml:space="preserve"> </w:t>
+      </w:r>
+      <w:r>
+        <w:rPr>
+          <w:rStyle w:val="DecValTok"/>
+        </w:rPr>
+        <w:t xml:space="preserve">3</w:t>
+      </w:r>
+      <w:r>
+        <w:rPr>
+          <w:rStyle w:val="NormalTok"/>
+        </w:rPr>
+        <w:t xml:space="preserve">, </w:t>
+      </w:r>
+      <w:r>
+        <w:rPr>
+          <w:rStyle w:val="AttributeTok"/>
+        </w:rPr>
+        <w:t xml:space="preserve">pch =</w:t>
+      </w:r>
+      <w:r>
+        <w:rPr>
+          <w:rStyle w:val="NormalTok"/>
+        </w:rPr>
+        <w:t xml:space="preserve"> </w:t>
+      </w:r>
+      <w:r>
+        <w:rPr>
+          <w:rStyle w:val="DecValTok"/>
+        </w:rPr>
+        <w:t xml:space="preserve">21</w:t>
+      </w:r>
+      <w:r>
+        <w:rPr>
+          <w:rStyle w:val="NormalTok"/>
+        </w:rPr>
+        <w:t xml:space="preserve">, </w:t>
+      </w:r>
+      <w:r>
+        <w:rPr>
+          <w:rStyle w:val="AttributeTok"/>
+        </w:rPr>
+        <w:t xml:space="preserve">show.legend =</w:t>
+      </w:r>
+      <w:r>
+        <w:rPr>
+          <w:rStyle w:val="NormalTok"/>
+        </w:rPr>
+        <w:t xml:space="preserve"> </w:t>
+      </w:r>
+      <w:r>
+        <w:rPr>
+          <w:rStyle w:val="ConstantTok"/>
+        </w:rPr>
+        <w:t xml:space="preserve">FALSE</w:t>
+      </w:r>
+      <w:r>
+        <w:rPr>
+          <w:rStyle w:val="NormalTok"/>
+        </w:rPr>
+        <w:t xml:space="preserve">) </w:t>
+      </w:r>
+      <w:r>
+        <w:rPr>
+          <w:rStyle w:val="SpecialCharTok"/>
+        </w:rPr>
+        <w:t xml:space="preserve">+</w:t>
+      </w:r>
+      <w:r>
+        <w:br/>
+      </w:r>
+      <w:r>
+        <w:rPr>
+          <w:rStyle w:val="NormalTok"/>
+        </w:rPr>
+        <w:t xml:space="preserve">  </w:t>
+      </w:r>
+      <w:r>
+        <w:rPr>
+          <w:rStyle w:val="FunctionTok"/>
+        </w:rPr>
+        <w:t xml:space="preserve">theme_classic</w:t>
+      </w:r>
+      <w:r>
+        <w:rPr>
+          <w:rStyle w:val="NormalTok"/>
+        </w:rPr>
+        <w:t xml:space="preserve">() </w:t>
+      </w:r>
+      <w:r>
+        <w:rPr>
+          <w:rStyle w:val="SpecialCharTok"/>
+        </w:rPr>
+        <w:t xml:space="preserve">+</w:t>
+      </w:r>
+      <w:r>
+        <w:br/>
+      </w:r>
+      <w:r>
+        <w:rPr>
+          <w:rStyle w:val="NormalTok"/>
+        </w:rPr>
+        <w:t xml:space="preserve">  </w:t>
+      </w:r>
+      <w:r>
+        <w:rPr>
+          <w:rStyle w:val="FunctionTok"/>
+        </w:rPr>
+        <w:t xml:space="preserve">facet_wrap</w:t>
+      </w:r>
+      <w:r>
+        <w:rPr>
+          <w:rStyle w:val="NormalTok"/>
+        </w:rPr>
+        <w:t xml:space="preserve">(</w:t>
+      </w:r>
+      <w:r>
+        <w:rPr>
+          <w:rStyle w:val="SpecialCharTok"/>
+        </w:rPr>
+        <w:t xml:space="preserve">~</w:t>
+      </w:r>
+      <w:r>
+        <w:rPr>
+          <w:rStyle w:val="NormalTok"/>
+        </w:rPr>
+        <w:t xml:space="preserve">category, </w:t>
+      </w:r>
+      <w:r>
+        <w:rPr>
+          <w:rStyle w:val="AttributeTok"/>
+        </w:rPr>
+        <w:t xml:space="preserve">ncol =</w:t>
+      </w:r>
+      <w:r>
+        <w:rPr>
+          <w:rStyle w:val="NormalTok"/>
+        </w:rPr>
+        <w:t xml:space="preserve"> </w:t>
+      </w:r>
+      <w:r>
+        <w:rPr>
+          <w:rStyle w:val="DecValTok"/>
+        </w:rPr>
+        <w:t xml:space="preserve">1</w:t>
+      </w:r>
+      <w:r>
+        <w:rPr>
+          <w:rStyle w:val="NormalTok"/>
+        </w:rPr>
+        <w:t xml:space="preserve">, </w:t>
+      </w:r>
+      <w:r>
+        <w:rPr>
+          <w:rStyle w:val="AttributeTok"/>
+        </w:rPr>
+        <w:t xml:space="preserve">scales =</w:t>
+      </w:r>
+      <w:r>
+        <w:rPr>
+          <w:rStyle w:val="NormalTok"/>
+        </w:rPr>
+        <w:t xml:space="preserve"> </w:t>
+      </w:r>
+      <w:r>
+        <w:rPr>
+          <w:rStyle w:val="StringTok"/>
+        </w:rPr>
+        <w:t xml:space="preserve">"free_y"</w:t>
+      </w:r>
+      <w:r>
+        <w:rPr>
+          <w:rStyle w:val="NormalTok"/>
+        </w:rPr>
+        <w:t xml:space="preserve">) </w:t>
+      </w:r>
+      <w:r>
+        <w:rPr>
+          <w:rStyle w:val="SpecialCharTok"/>
+        </w:rPr>
+        <w:t xml:space="preserve">+</w:t>
+      </w:r>
+      <w:r>
+        <w:br/>
+      </w:r>
+      <w:r>
+        <w:rPr>
+          <w:rStyle w:val="NormalTok"/>
+        </w:rPr>
+        <w:t xml:space="preserve">  </w:t>
+      </w:r>
+      <w:r>
+        <w:rPr>
+          <w:rStyle w:val="FunctionTok"/>
+        </w:rPr>
+        <w:t xml:space="preserve">scale_fill_brewer</w:t>
+      </w:r>
+      <w:r>
+        <w:rPr>
+          <w:rStyle w:val="NormalTok"/>
+        </w:rPr>
+        <w:t xml:space="preserve">(</w:t>
+      </w:r>
+      <w:r>
+        <w:rPr>
+          <w:rStyle w:val="AttributeTok"/>
+        </w:rPr>
+        <w:t xml:space="preserve">palette =</w:t>
+      </w:r>
+      <w:r>
+        <w:rPr>
+          <w:rStyle w:val="NormalTok"/>
+        </w:rPr>
+        <w:t xml:space="preserve"> </w:t>
+      </w:r>
+      <w:r>
+        <w:rPr>
+          <w:rStyle w:val="StringTok"/>
+        </w:rPr>
+        <w:t xml:space="preserve">"Accent"</w:t>
+      </w:r>
+      <w:r>
+        <w:rPr>
+          <w:rStyle w:val="NormalTok"/>
+        </w:rPr>
+        <w:t xml:space="preserve">) </w:t>
+      </w:r>
+      <w:r>
+        <w:rPr>
+          <w:rStyle w:val="SpecialCharTok"/>
+        </w:rPr>
+        <w:t xml:space="preserve">+</w:t>
+      </w:r>
+      <w:r>
+        <w:br/>
+      </w:r>
+      <w:r>
+        <w:rPr>
+          <w:rStyle w:val="NormalTok"/>
+        </w:rPr>
+        <w:t xml:space="preserve">  </w:t>
+      </w:r>
+      <w:r>
+        <w:rPr>
+          <w:rStyle w:val="FunctionTok"/>
+        </w:rPr>
+        <w:t xml:space="preserve">labs</w:t>
+      </w:r>
+      <w:r>
+        <w:rPr>
+          <w:rStyle w:val="NormalTok"/>
+        </w:rPr>
+        <w:t xml:space="preserve">(</w:t>
+      </w:r>
+      <w:r>
+        <w:rPr>
+          <w:rStyle w:val="AttributeTok"/>
+        </w:rPr>
+        <w:t xml:space="preserve">x =</w:t>
+      </w:r>
+      <w:r>
+        <w:rPr>
+          <w:rStyle w:val="NormalTok"/>
+        </w:rPr>
+        <w:t xml:space="preserve"> </w:t>
+      </w:r>
+      <w:r>
+        <w:rPr>
+          <w:rStyle w:val="StringTok"/>
+        </w:rPr>
+        <w:t xml:space="preserve">"Date"</w:t>
+      </w:r>
+      <w:r>
+        <w:rPr>
+          <w:rStyle w:val="NormalTok"/>
+        </w:rPr>
+        <w:t xml:space="preserve">, </w:t>
+      </w:r>
+      <w:r>
+        <w:rPr>
+          <w:rStyle w:val="AttributeTok"/>
+        </w:rPr>
+        <w:t xml:space="preserve">y =</w:t>
+      </w:r>
+      <w:r>
+        <w:rPr>
+          <w:rStyle w:val="NormalTok"/>
+        </w:rPr>
+        <w:t xml:space="preserve"> </w:t>
+      </w:r>
+      <w:r>
+        <w:rPr>
+          <w:rStyle w:val="StringTok"/>
+        </w:rPr>
+        <w:t xml:space="preserve">"Millions of observations"</w:t>
+      </w:r>
+      <w:r>
+        <w:rPr>
+          <w:rStyle w:val="NormalTok"/>
+        </w:rPr>
+        <w:t xml:space="preserve">)</w:t>
       </w:r>
     </w:p>
     <w:p>
@@ -12416,20 +13082,20 @@
       <w:r>
         <w:drawing>
           <wp:inline>
-            <wp:extent cx="2300437" cy="2964581"/>
+            <wp:extent cx="4620126" cy="3696101"/>
             <wp:effectExtent b="0" l="0" r="0" t="0"/>
-            <wp:docPr descr="" title="" id="110" name="Picture"/>
+            <wp:docPr descr="" title="" id="112" name="Picture"/>
             <a:graphic>
               <a:graphicData uri="http://schemas.openxmlformats.org/drawingml/2006/picture">
                 <pic:pic>
                   <pic:nvPicPr>
-                    <pic:cNvPr descr="Figures/Ketamine.png" id="111" name="Picture"/>
+                    <pic:cNvPr descr="Workshop-2---Data-visualisation--with-answers-_files/figure-docx/unnamed-chunk-46-1.png" id="113" name="Picture"/>
                     <pic:cNvPicPr>
                       <a:picLocks noChangeArrowheads="1" noChangeAspect="1"/>
                     </pic:cNvPicPr>
                   </pic:nvPicPr>
                   <pic:blipFill>
-                    <a:blip r:embed="rId109"/>
+                    <a:blip r:embed="rId111"/>
                     <a:stretch>
                       <a:fillRect/>
                     </a:stretch>
@@ -12437,7 +13103,7 @@
                   <pic:spPr bwMode="auto">
                     <a:xfrm>
                       <a:off x="0" y="0"/>
-                      <a:ext cx="2300437" cy="2964581"/>
+                      <a:ext cx="4620126" cy="3696101"/>
                     </a:xfrm>
                     <a:prstGeom prst="rect">
                       <a:avLst/>
@@ -12456,6 +13122,85 @@
         </w:drawing>
       </w:r>
     </w:p>
+    <w:bookmarkEnd w:id="114"/>
+    <w:bookmarkStart w:id="122" w:name="marmosets-and-ketamine"/>
+    <w:p>
+      <w:pPr>
+        <w:pStyle w:val="Heading2"/>
+      </w:pPr>
+      <w:r>
+        <w:t xml:space="preserve">Marmosets and ketamine (?!)</w:t>
+      </w:r>
+    </w:p>
+    <w:p>
+      <w:pPr>
+        <w:pStyle w:val="FirstParagraph"/>
+      </w:pPr>
+      <w:r>
+        <w:t xml:space="preserve">The next figure comes from</w:t>
+      </w:r>
+      <w:r>
+        <w:t xml:space="preserve"> </w:t>
+      </w:r>
+      <w:hyperlink r:id="rId115">
+        <w:r>
+          <w:rPr>
+            <w:rStyle w:val="Hyperlink"/>
+          </w:rPr>
+          <w:t xml:space="preserve">Wood et al (2025)</w:t>
+        </w:r>
+      </w:hyperlink>
+      <w:r>
+        <w:t xml:space="preserve">, also published in Science. Honestly, I don’t really get this paper and I don’t know how to summarise it. The authors did something to monkey brains. There was ketamine. There were vehicles. I don’t know man. Anyway, here’s the figure…</w:t>
+      </w:r>
+    </w:p>
+    <w:p>
+      <w:pPr>
+        <w:pStyle w:val="BodyText"/>
+      </w:pPr>
+      <w:r>
+        <w:drawing>
+          <wp:inline>
+            <wp:extent cx="3762375" cy="4848583"/>
+            <wp:effectExtent b="0" l="0" r="0" t="0"/>
+            <wp:docPr descr="" title="" id="117" name="Picture"/>
+            <a:graphic>
+              <a:graphicData uri="http://schemas.openxmlformats.org/drawingml/2006/picture">
+                <pic:pic>
+                  <pic:nvPicPr>
+                    <pic:cNvPr descr="Figures/Ketamine.png" id="118" name="Picture"/>
+                    <pic:cNvPicPr>
+                      <a:picLocks noChangeArrowheads="1" noChangeAspect="1"/>
+                    </pic:cNvPicPr>
+                  </pic:nvPicPr>
+                  <pic:blipFill>
+                    <a:blip r:embed="rId116"/>
+                    <a:stretch>
+                      <a:fillRect/>
+                    </a:stretch>
+                  </pic:blipFill>
+                  <pic:spPr bwMode="auto">
+                    <a:xfrm>
+                      <a:off x="0" y="0"/>
+                      <a:ext cx="3762375" cy="4848583"/>
+                    </a:xfrm>
+                    <a:prstGeom prst="rect">
+                      <a:avLst/>
+                    </a:prstGeom>
+                    <a:noFill/>
+                    <a:ln w="9525">
+                      <a:noFill/>
+                      <a:headEnd/>
+                      <a:tailEnd/>
+                    </a:ln>
+                  </pic:spPr>
+                </pic:pic>
+              </a:graphicData>
+            </a:graphic>
+          </wp:inline>
+        </w:drawing>
+      </w:r>
+    </w:p>
     <w:p>
       <w:pPr>
         <w:pStyle w:val="SourceCode"/>
@@ -12464,7 +13209,7 @@
         <w:rPr>
           <w:rStyle w:val="CommentTok"/>
         </w:rPr>
-        <w:t xml:space="preserve"># This is another figure from Science from a study that was apparently looking at giving ketamine to marmosets (I have no idea why...) and it's vile.</w:t>
+        <w:t xml:space="preserve"># A pretty miserable figure all things considered. Here are my issues with it:</w:t>
       </w:r>
       <w:r>
         <w:br/>
@@ -12476,7 +13221,7 @@
         <w:rPr>
           <w:rStyle w:val="CommentTok"/>
         </w:rPr>
-        <w:t xml:space="preserve"># 1. The hell is with the weird 1990's colour/pattern theme?? Who was like - "Yeaaaaaah bruh, this looks siiiiiiick dude".</w:t>
+        <w:t xml:space="preserve"># 1. The hell is with the weird colour palette and pattern that looks like it was stolen from a 1990's bus seat?? Who was like - "Yeaaaaaah bruh, this looks siiiiiiick dude". Why's one bar darker than the other?</w:t>
       </w:r>
       <w:r>
         <w:br/>
@@ -12488,7 +13233,7 @@
         <w:rPr>
           <w:rStyle w:val="CommentTok"/>
         </w:rPr>
-        <w:t xml:space="preserve"># 2. Abbreviations in figures are rarely a good idea. Great figures don't need a legend or a paper to make sense of. You can see them in complete isolation and they make total sense. Do you know what the "change in total response" is? What about "Sal/Veh"? Make it make sense...</w:t>
+        <w:t xml:space="preserve"># 2. Abbreviations in figures are rarely a good idea. Do you know what "Sal/Veh" means? Great figures don't need a legend or a paper for you to make sense of it; You can see amazing figures with zero context and they still make total sense. I don't know what this figure is telling me *even with context*!</w:t>
       </w:r>
       <w:r>
         <w:br/>
@@ -12524,6 +13269,18 @@
         <w:rPr>
           <w:rStyle w:val="CommentTok"/>
         </w:rPr>
+        <w:t xml:space="preserve"># Using bars is, for some reason, super common in some fields. Medics *looooooove* them. They're overused and rarely the best choice. A lot of the time (but not always), bars should be replaced by points, like in this figure.</w:t>
+      </w:r>
+      <w:r>
+        <w:br/>
+      </w:r>
+      <w:r>
+        <w:br/>
+      </w:r>
+      <w:r>
+        <w:rPr>
+          <w:rStyle w:val="CommentTok"/>
+        </w:rPr>
         <w:t xml:space="preserve"># How I'd make this figure</w:t>
       </w:r>
       <w:r>
@@ -12536,8 +13293,645 @@
         <w:t xml:space="preserve"># I'd use points for the estimated values instead of bars. I probably wouldn't add points to show the data, but if I did, I'd make those points much smaller (and be consistent). I'd write the full category name and rotate them 90 degrees so it would fit in. (I'd also get rid of the P-value "bars" and asterisk's (the *) at the top of the figure but I'll explain why later in the course).</w:t>
       </w:r>
     </w:p>
-    <w:bookmarkEnd w:id="112"/>
-    <w:bookmarkEnd w:id="113"/>
+    <w:p>
+      <w:pPr>
+        <w:pStyle w:val="SourceCode"/>
+      </w:pPr>
+      <w:r>
+        <w:rPr>
+          <w:rStyle w:val="FunctionTok"/>
+        </w:rPr>
+        <w:t xml:space="preserve">ggplot</w:t>
+      </w:r>
+      <w:r>
+        <w:rPr>
+          <w:rStyle w:val="NormalTok"/>
+        </w:rPr>
+        <w:t xml:space="preserve">(dat) </w:t>
+      </w:r>
+      <w:r>
+        <w:rPr>
+          <w:rStyle w:val="SpecialCharTok"/>
+        </w:rPr>
+        <w:t xml:space="preserve">+</w:t>
+      </w:r>
+      <w:r>
+        <w:br/>
+      </w:r>
+      <w:r>
+        <w:rPr>
+          <w:rStyle w:val="NormalTok"/>
+        </w:rPr>
+        <w:t xml:space="preserve">  </w:t>
+      </w:r>
+      <w:r>
+        <w:rPr>
+          <w:rStyle w:val="FunctionTok"/>
+        </w:rPr>
+        <w:t xml:space="preserve">geom_hline</w:t>
+      </w:r>
+      <w:r>
+        <w:rPr>
+          <w:rStyle w:val="NormalTok"/>
+        </w:rPr>
+        <w:t xml:space="preserve">(</w:t>
+      </w:r>
+      <w:r>
+        <w:rPr>
+          <w:rStyle w:val="AttributeTok"/>
+        </w:rPr>
+        <w:t xml:space="preserve">yintercept =</w:t>
+      </w:r>
+      <w:r>
+        <w:rPr>
+          <w:rStyle w:val="NormalTok"/>
+        </w:rPr>
+        <w:t xml:space="preserve"> </w:t>
+      </w:r>
+      <w:r>
+        <w:rPr>
+          <w:rStyle w:val="DecValTok"/>
+        </w:rPr>
+        <w:t xml:space="preserve">0</w:t>
+      </w:r>
+      <w:r>
+        <w:rPr>
+          <w:rStyle w:val="NormalTok"/>
+        </w:rPr>
+        <w:t xml:space="preserve">, </w:t>
+      </w:r>
+      <w:r>
+        <w:rPr>
+          <w:rStyle w:val="AttributeTok"/>
+        </w:rPr>
+        <w:t xml:space="preserve">linetype =</w:t>
+      </w:r>
+      <w:r>
+        <w:rPr>
+          <w:rStyle w:val="NormalTok"/>
+        </w:rPr>
+        <w:t xml:space="preserve"> </w:t>
+      </w:r>
+      <w:r>
+        <w:rPr>
+          <w:rStyle w:val="StringTok"/>
+        </w:rPr>
+        <w:t xml:space="preserve">"dashed"</w:t>
+      </w:r>
+      <w:r>
+        <w:rPr>
+          <w:rStyle w:val="NormalTok"/>
+        </w:rPr>
+        <w:t xml:space="preserve">) </w:t>
+      </w:r>
+      <w:r>
+        <w:rPr>
+          <w:rStyle w:val="SpecialCharTok"/>
+        </w:rPr>
+        <w:t xml:space="preserve">+</w:t>
+      </w:r>
+      <w:r>
+        <w:br/>
+      </w:r>
+      <w:r>
+        <w:rPr>
+          <w:rStyle w:val="NormalTok"/>
+        </w:rPr>
+        <w:t xml:space="preserve">  </w:t>
+      </w:r>
+      <w:r>
+        <w:rPr>
+          <w:rStyle w:val="FunctionTok"/>
+        </w:rPr>
+        <w:t xml:space="preserve">geom_errorbar</w:t>
+      </w:r>
+      <w:r>
+        <w:rPr>
+          <w:rStyle w:val="NormalTok"/>
+        </w:rPr>
+        <w:t xml:space="preserve">(</w:t>
+      </w:r>
+      <w:r>
+        <w:rPr>
+          <w:rStyle w:val="FunctionTok"/>
+        </w:rPr>
+        <w:t xml:space="preserve">aes</w:t>
+      </w:r>
+      <w:r>
+        <w:rPr>
+          <w:rStyle w:val="NormalTok"/>
+        </w:rPr>
+        <w:t xml:space="preserve">(</w:t>
+      </w:r>
+      <w:r>
+        <w:rPr>
+          <w:rStyle w:val="AttributeTok"/>
+        </w:rPr>
+        <w:t xml:space="preserve">x =</w:t>
+      </w:r>
+      <w:r>
+        <w:rPr>
+          <w:rStyle w:val="NormalTok"/>
+        </w:rPr>
+        <w:t xml:space="preserve"> pretreatment, </w:t>
+      </w:r>
+      <w:r>
+        <w:rPr>
+          <w:rStyle w:val="AttributeTok"/>
+        </w:rPr>
+        <w:t xml:space="preserve">ymin =</w:t>
+      </w:r>
+      <w:r>
+        <w:rPr>
+          <w:rStyle w:val="NormalTok"/>
+        </w:rPr>
+        <w:t xml:space="preserve"> lwr, </w:t>
+      </w:r>
+      <w:r>
+        <w:rPr>
+          <w:rStyle w:val="AttributeTok"/>
+        </w:rPr>
+        <w:t xml:space="preserve">ymax =</w:t>
+      </w:r>
+      <w:r>
+        <w:rPr>
+          <w:rStyle w:val="NormalTok"/>
+        </w:rPr>
+        <w:t xml:space="preserve"> upp), </w:t>
+      </w:r>
+      <w:r>
+        <w:br/>
+      </w:r>
+      <w:r>
+        <w:rPr>
+          <w:rStyle w:val="NormalTok"/>
+        </w:rPr>
+        <w:t xml:space="preserve">                </w:t>
+      </w:r>
+      <w:r>
+        <w:rPr>
+          <w:rStyle w:val="AttributeTok"/>
+        </w:rPr>
+        <w:t xml:space="preserve">width =</w:t>
+      </w:r>
+      <w:r>
+        <w:rPr>
+          <w:rStyle w:val="NormalTok"/>
+        </w:rPr>
+        <w:t xml:space="preserve"> </w:t>
+      </w:r>
+      <w:r>
+        <w:rPr>
+          <w:rStyle w:val="FloatTok"/>
+        </w:rPr>
+        <w:t xml:space="preserve">0.05</w:t>
+      </w:r>
+      <w:r>
+        <w:rPr>
+          <w:rStyle w:val="NormalTok"/>
+        </w:rPr>
+        <w:t xml:space="preserve">) </w:t>
+      </w:r>
+      <w:r>
+        <w:rPr>
+          <w:rStyle w:val="SpecialCharTok"/>
+        </w:rPr>
+        <w:t xml:space="preserve">+</w:t>
+      </w:r>
+      <w:r>
+        <w:br/>
+      </w:r>
+      <w:r>
+        <w:rPr>
+          <w:rStyle w:val="NormalTok"/>
+        </w:rPr>
+        <w:t xml:space="preserve">  </w:t>
+      </w:r>
+      <w:r>
+        <w:rPr>
+          <w:rStyle w:val="FunctionTok"/>
+        </w:rPr>
+        <w:t xml:space="preserve">geom_point</w:t>
+      </w:r>
+      <w:r>
+        <w:rPr>
+          <w:rStyle w:val="NormalTok"/>
+        </w:rPr>
+        <w:t xml:space="preserve">(</w:t>
+      </w:r>
+      <w:r>
+        <w:rPr>
+          <w:rStyle w:val="FunctionTok"/>
+        </w:rPr>
+        <w:t xml:space="preserve">aes</w:t>
+      </w:r>
+      <w:r>
+        <w:rPr>
+          <w:rStyle w:val="NormalTok"/>
+        </w:rPr>
+        <w:t xml:space="preserve">(</w:t>
+      </w:r>
+      <w:r>
+        <w:rPr>
+          <w:rStyle w:val="AttributeTok"/>
+        </w:rPr>
+        <w:t xml:space="preserve">x =</w:t>
+      </w:r>
+      <w:r>
+        <w:rPr>
+          <w:rStyle w:val="NormalTok"/>
+        </w:rPr>
+        <w:t xml:space="preserve"> pretreatment, </w:t>
+      </w:r>
+      <w:r>
+        <w:rPr>
+          <w:rStyle w:val="AttributeTok"/>
+        </w:rPr>
+        <w:t xml:space="preserve">y =</w:t>
+      </w:r>
+      <w:r>
+        <w:rPr>
+          <w:rStyle w:val="NormalTok"/>
+        </w:rPr>
+        <w:t xml:space="preserve"> mean, </w:t>
+      </w:r>
+      <w:r>
+        <w:rPr>
+          <w:rStyle w:val="AttributeTok"/>
+        </w:rPr>
+        <w:t xml:space="preserve">fill =</w:t>
+      </w:r>
+      <w:r>
+        <w:rPr>
+          <w:rStyle w:val="NormalTok"/>
+        </w:rPr>
+        <w:t xml:space="preserve"> actuator),</w:t>
+      </w:r>
+      <w:r>
+        <w:br/>
+      </w:r>
+      <w:r>
+        <w:rPr>
+          <w:rStyle w:val="NormalTok"/>
+        </w:rPr>
+        <w:t xml:space="preserve">             </w:t>
+      </w:r>
+      <w:r>
+        <w:rPr>
+          <w:rStyle w:val="AttributeTok"/>
+        </w:rPr>
+        <w:t xml:space="preserve">size =</w:t>
+      </w:r>
+      <w:r>
+        <w:rPr>
+          <w:rStyle w:val="NormalTok"/>
+        </w:rPr>
+        <w:t xml:space="preserve"> </w:t>
+      </w:r>
+      <w:r>
+        <w:rPr>
+          <w:rStyle w:val="DecValTok"/>
+        </w:rPr>
+        <w:t xml:space="preserve">2</w:t>
+      </w:r>
+      <w:r>
+        <w:rPr>
+          <w:rStyle w:val="NormalTok"/>
+        </w:rPr>
+        <w:t xml:space="preserve">, </w:t>
+      </w:r>
+      <w:r>
+        <w:rPr>
+          <w:rStyle w:val="AttributeTok"/>
+        </w:rPr>
+        <w:t xml:space="preserve">pch =</w:t>
+      </w:r>
+      <w:r>
+        <w:rPr>
+          <w:rStyle w:val="NormalTok"/>
+        </w:rPr>
+        <w:t xml:space="preserve"> </w:t>
+      </w:r>
+      <w:r>
+        <w:rPr>
+          <w:rStyle w:val="DecValTok"/>
+        </w:rPr>
+        <w:t xml:space="preserve">21</w:t>
+      </w:r>
+      <w:r>
+        <w:rPr>
+          <w:rStyle w:val="NormalTok"/>
+        </w:rPr>
+        <w:t xml:space="preserve">) </w:t>
+      </w:r>
+      <w:r>
+        <w:rPr>
+          <w:rStyle w:val="SpecialCharTok"/>
+        </w:rPr>
+        <w:t xml:space="preserve">+</w:t>
+      </w:r>
+      <w:r>
+        <w:br/>
+      </w:r>
+      <w:r>
+        <w:rPr>
+          <w:rStyle w:val="NormalTok"/>
+        </w:rPr>
+        <w:t xml:space="preserve">  </w:t>
+      </w:r>
+      <w:r>
+        <w:rPr>
+          <w:rStyle w:val="FunctionTok"/>
+        </w:rPr>
+        <w:t xml:space="preserve">labs</w:t>
+      </w:r>
+      <w:r>
+        <w:rPr>
+          <w:rStyle w:val="NormalTok"/>
+        </w:rPr>
+        <w:t xml:space="preserve">(</w:t>
+      </w:r>
+      <w:r>
+        <w:rPr>
+          <w:rStyle w:val="AttributeTok"/>
+        </w:rPr>
+        <w:t xml:space="preserve">y =</w:t>
+      </w:r>
+      <w:r>
+        <w:rPr>
+          <w:rStyle w:val="NormalTok"/>
+        </w:rPr>
+        <w:t xml:space="preserve"> </w:t>
+      </w:r>
+      <w:r>
+        <w:rPr>
+          <w:rStyle w:val="StringTok"/>
+        </w:rPr>
+        <w:t xml:space="preserve">"% change in total responses</w:t>
+      </w:r>
+      <w:r>
+        <w:rPr>
+          <w:rStyle w:val="SpecialCharTok"/>
+        </w:rPr>
+        <w:t xml:space="preserve">\n</w:t>
+      </w:r>
+      <w:r>
+        <w:rPr>
+          <w:rStyle w:val="StringTok"/>
+        </w:rPr>
+        <w:t xml:space="preserve">(from previous day)"</w:t>
+      </w:r>
+      <w:r>
+        <w:rPr>
+          <w:rStyle w:val="NormalTok"/>
+        </w:rPr>
+        <w:t xml:space="preserve">,</w:t>
+      </w:r>
+      <w:r>
+        <w:br/>
+      </w:r>
+      <w:r>
+        <w:rPr>
+          <w:rStyle w:val="NormalTok"/>
+        </w:rPr>
+        <w:t xml:space="preserve">       </w:t>
+      </w:r>
+      <w:r>
+        <w:rPr>
+          <w:rStyle w:val="AttributeTok"/>
+        </w:rPr>
+        <w:t xml:space="preserve">x =</w:t>
+      </w:r>
+      <w:r>
+        <w:rPr>
+          <w:rStyle w:val="NormalTok"/>
+        </w:rPr>
+        <w:t xml:space="preserve"> </w:t>
+      </w:r>
+      <w:r>
+        <w:rPr>
+          <w:rStyle w:val="StringTok"/>
+        </w:rPr>
+        <w:t xml:space="preserve">"Pretreatment"</w:t>
+      </w:r>
+      <w:r>
+        <w:rPr>
+          <w:rStyle w:val="NormalTok"/>
+        </w:rPr>
+        <w:t xml:space="preserve">,</w:t>
+      </w:r>
+      <w:r>
+        <w:br/>
+      </w:r>
+      <w:r>
+        <w:rPr>
+          <w:rStyle w:val="NormalTok"/>
+        </w:rPr>
+        <w:t xml:space="preserve">       </w:t>
+      </w:r>
+      <w:r>
+        <w:rPr>
+          <w:rStyle w:val="AttributeTok"/>
+        </w:rPr>
+        <w:t xml:space="preserve">fill =</w:t>
+      </w:r>
+      <w:r>
+        <w:rPr>
+          <w:rStyle w:val="NormalTok"/>
+        </w:rPr>
+        <w:t xml:space="preserve"> </w:t>
+      </w:r>
+      <w:r>
+        <w:rPr>
+          <w:rStyle w:val="StringTok"/>
+        </w:rPr>
+        <w:t xml:space="preserve">"Actuator"</w:t>
+      </w:r>
+      <w:r>
+        <w:rPr>
+          <w:rStyle w:val="NormalTok"/>
+        </w:rPr>
+        <w:t xml:space="preserve">) </w:t>
+      </w:r>
+      <w:r>
+        <w:rPr>
+          <w:rStyle w:val="SpecialCharTok"/>
+        </w:rPr>
+        <w:t xml:space="preserve">+</w:t>
+      </w:r>
+      <w:r>
+        <w:br/>
+      </w:r>
+      <w:r>
+        <w:rPr>
+          <w:rStyle w:val="NormalTok"/>
+        </w:rPr>
+        <w:t xml:space="preserve">  </w:t>
+      </w:r>
+      <w:r>
+        <w:rPr>
+          <w:rStyle w:val="FunctionTok"/>
+        </w:rPr>
+        <w:t xml:space="preserve">scale_fill_brewer</w:t>
+      </w:r>
+      <w:r>
+        <w:rPr>
+          <w:rStyle w:val="NormalTok"/>
+        </w:rPr>
+        <w:t xml:space="preserve">(</w:t>
+      </w:r>
+      <w:r>
+        <w:rPr>
+          <w:rStyle w:val="AttributeTok"/>
+        </w:rPr>
+        <w:t xml:space="preserve">palette =</w:t>
+      </w:r>
+      <w:r>
+        <w:rPr>
+          <w:rStyle w:val="NormalTok"/>
+        </w:rPr>
+        <w:t xml:space="preserve"> </w:t>
+      </w:r>
+      <w:r>
+        <w:rPr>
+          <w:rStyle w:val="StringTok"/>
+        </w:rPr>
+        <w:t xml:space="preserve">"Spectral"</w:t>
+      </w:r>
+      <w:r>
+        <w:rPr>
+          <w:rStyle w:val="NormalTok"/>
+        </w:rPr>
+        <w:t xml:space="preserve">) </w:t>
+      </w:r>
+      <w:r>
+        <w:rPr>
+          <w:rStyle w:val="SpecialCharTok"/>
+        </w:rPr>
+        <w:t xml:space="preserve">+</w:t>
+      </w:r>
+      <w:r>
+        <w:br/>
+      </w:r>
+      <w:r>
+        <w:rPr>
+          <w:rStyle w:val="NormalTok"/>
+        </w:rPr>
+        <w:t xml:space="preserve">  </w:t>
+      </w:r>
+      <w:r>
+        <w:rPr>
+          <w:rStyle w:val="FunctionTok"/>
+        </w:rPr>
+        <w:t xml:space="preserve">theme_classic</w:t>
+      </w:r>
+      <w:r>
+        <w:rPr>
+          <w:rStyle w:val="NormalTok"/>
+        </w:rPr>
+        <w:t xml:space="preserve">() </w:t>
+      </w:r>
+      <w:r>
+        <w:rPr>
+          <w:rStyle w:val="SpecialCharTok"/>
+        </w:rPr>
+        <w:t xml:space="preserve">+</w:t>
+      </w:r>
+      <w:r>
+        <w:br/>
+      </w:r>
+      <w:r>
+        <w:rPr>
+          <w:rStyle w:val="NormalTok"/>
+        </w:rPr>
+        <w:t xml:space="preserve">  </w:t>
+      </w:r>
+      <w:r>
+        <w:rPr>
+          <w:rStyle w:val="FunctionTok"/>
+        </w:rPr>
+        <w:t xml:space="preserve">theme</w:t>
+      </w:r>
+      <w:r>
+        <w:rPr>
+          <w:rStyle w:val="NormalTok"/>
+        </w:rPr>
+        <w:t xml:space="preserve">(</w:t>
+      </w:r>
+      <w:r>
+        <w:rPr>
+          <w:rStyle w:val="AttributeTok"/>
+        </w:rPr>
+        <w:t xml:space="preserve">legend.position =</w:t>
+      </w:r>
+      <w:r>
+        <w:rPr>
+          <w:rStyle w:val="NormalTok"/>
+        </w:rPr>
+        <w:t xml:space="preserve"> </w:t>
+      </w:r>
+      <w:r>
+        <w:rPr>
+          <w:rStyle w:val="StringTok"/>
+        </w:rPr>
+        <w:t xml:space="preserve">"top"</w:t>
+      </w:r>
+      <w:r>
+        <w:rPr>
+          <w:rStyle w:val="NormalTok"/>
+        </w:rPr>
+        <w:t xml:space="preserve">)</w:t>
+      </w:r>
+    </w:p>
+    <w:p>
+      <w:pPr>
+        <w:pStyle w:val="FirstParagraph"/>
+      </w:pPr>
+      <w:r>
+        <w:drawing>
+          <wp:inline>
+            <wp:extent cx="4620126" cy="3696101"/>
+            <wp:effectExtent b="0" l="0" r="0" t="0"/>
+            <wp:docPr descr="" title="" id="120" name="Picture"/>
+            <a:graphic>
+              <a:graphicData uri="http://schemas.openxmlformats.org/drawingml/2006/picture">
+                <pic:pic>
+                  <pic:nvPicPr>
+                    <pic:cNvPr descr="Workshop-2---Data-visualisation--with-answers-_files/figure-docx/unnamed-chunk-49-1.png" id="121" name="Picture"/>
+                    <pic:cNvPicPr>
+                      <a:picLocks noChangeArrowheads="1" noChangeAspect="1"/>
+                    </pic:cNvPicPr>
+                  </pic:nvPicPr>
+                  <pic:blipFill>
+                    <a:blip r:embed="rId119"/>
+                    <a:stretch>
+                      <a:fillRect/>
+                    </a:stretch>
+                  </pic:blipFill>
+                  <pic:spPr bwMode="auto">
+                    <a:xfrm>
+                      <a:off x="0" y="0"/>
+                      <a:ext cx="4620126" cy="3696101"/>
+                    </a:xfrm>
+                    <a:prstGeom prst="rect">
+                      <a:avLst/>
+                    </a:prstGeom>
+                    <a:noFill/>
+                    <a:ln w="9525">
+                      <a:noFill/>
+                      <a:headEnd/>
+                      <a:tailEnd/>
+                    </a:ln>
+                  </pic:spPr>
+                </pic:pic>
+              </a:graphicData>
+            </a:graphic>
+          </wp:inline>
+        </w:drawing>
+      </w:r>
+    </w:p>
+    <w:bookmarkEnd w:id="122"/>
+    <w:bookmarkEnd w:id="123"/>
     <w:sectPr>
       <w:pgSz w:h="15840" w:w="12240"/>
       <w:pgMar w:bottom="1440" w:footer="720" w:gutter="0" w:header="720" w:left="1440" w:right="1440" w:top="1440"/>
@@ -12571,7 +13965,7 @@
 </file>
 
 <file path=word/numbering.xml><?xml version="1.0" encoding="utf-8"?>
-<w:numbering xmlns:aink="http://schemas.microsoft.com/office/drawing/2016/ink" xmlns:am3d="http://schemas.microsoft.com/office/drawing/2017/model3d" xmlns:cx="http://schemas.microsoft.com/office/drawing/2014/chartex" xmlns:cx1="http://schemas.microsoft.com/office/drawing/2015/9/8/chartex" xmlns:cx2="http://schemas.microsoft.com/office/drawing/2015/10/21/chartex" xmlns:cx3="http://schemas.microsoft.com/office/drawing/2016/5/9/chartex" xmlns:cx4="http://schemas.microsoft.com/office/drawing/2016/5/10/chartex" xmlns:cx5="http://schemas.microsoft.com/office/drawing/2016/5/11/chartex" xmlns:cx6="http://schemas.microsoft.com/office/drawing/2016/5/12/chartex" xmlns:cx7="http://schemas.microsoft.com/office/drawing/2016/5/13/chartex" xmlns:cx8="http://schemas.microsoft.com/office/drawing/2016/5/14/chartex" xmlns:m="http://schemas.openxmlformats.org/officeDocument/2006/math" xmlns:mc="http://schemas.openxmlformats.org/markup-compatibility/2006" xmlns:o="urn:schemas-microsoft-com:office:office" xmlns:oel="http://schemas.microsoft.com/office/2019/extlst" xmlns:r="http://schemas.openxmlformats.org/officeDocument/2006/relationships" xmlns:v="urn:schemas-microsoft-com:vml" xmlns:w="http://schemas.openxmlformats.org/wordprocessingml/2006/main" xmlns:w10="urn:schemas-microsoft-com:office:word" xmlns:w14="http://schemas.microsoft.com/office/word/2010/wordml" xmlns:w15="http://schemas.microsoft.com/office/word/2012/wordml" xmlns:w16="http://schemas.microsoft.com/office/word/2018/wordml" xmlns:w16cex="http://schemas.microsoft.com/office/word/2018/wordml/cex" xmlns:w16cid="http://schemas.microsoft.com/office/word/2016/wordml/cid" xmlns:w16du="http://schemas.microsoft.com/office/word/2023/wordml/word16du" xmlns:w16sdtdh="http://schemas.microsoft.com/office/word/2020/wordml/sdtdatahash" xmlns:w16se="http://schemas.microsoft.com/office/word/2015/wordml/symex" xmlns:wne="http://schemas.microsoft.com/office/word/2006/wordml" xmlns:wp="http://schemas.openxmlformats.org/drawingml/2006/wordprocessingDrawing" xmlns:wp14="http://schemas.microsoft.com/office/word/2010/wordprocessingDrawing" xmlns:wpc="http://schemas.microsoft.com/office/word/2010/wordprocessingCanvas" xmlns:wpg="http://schemas.microsoft.com/office/word/2010/wordprocessingGroup" xmlns:wpi="http://schemas.microsoft.com/office/word/2010/wordprocessingInk" xmlns:wps="http://schemas.microsoft.com/office/word/2010/wordprocessingShape" mc:Ignorable="w14 w15 w16se w16cid w16 w16cex w16sdtdh w16du wp14">
+<w:numbering xmlns:aink="http://schemas.microsoft.com/office/drawing/2016/ink" xmlns:am3d="http://schemas.microsoft.com/office/drawing/2017/model3d" xmlns:cx="http://schemas.microsoft.com/office/drawing/2014/chartex" xmlns:cx1="http://schemas.microsoft.com/office/drawing/2015/9/8/chartex" xmlns:cx2="http://schemas.microsoft.com/office/drawing/2015/10/21/chartex" xmlns:cx3="http://schemas.microsoft.com/office/drawing/2016/5/9/chartex" xmlns:cx4="http://schemas.microsoft.com/office/drawing/2016/5/10/chartex" xmlns:cx5="http://schemas.microsoft.com/office/drawing/2016/5/11/chartex" xmlns:cx6="http://schemas.microsoft.com/office/drawing/2016/5/12/chartex" xmlns:cx7="http://schemas.microsoft.com/office/drawing/2016/5/13/chartex" xmlns:cx8="http://schemas.microsoft.com/office/drawing/2016/5/14/chartex" xmlns:m="http://schemas.openxmlformats.org/officeDocument/2006/math" xmlns:mc="http://schemas.openxmlformats.org/markup-compatibility/2006" xmlns:o="urn:schemas-microsoft-com:office:office" xmlns:oel="http://schemas.microsoft.com/office/2019/extlst" xmlns:r="http://schemas.openxmlformats.org/officeDocument/2006/relationships" xmlns:v="urn:schemas-microsoft-com:vml" xmlns:w="http://schemas.openxmlformats.org/wordprocessingml/2006/main" xmlns:w10="urn:schemas-microsoft-com:office:word" xmlns:w14="http://schemas.microsoft.com/office/word/2010/wordml" xmlns:w15="http://schemas.microsoft.com/office/word/2012/wordml" xmlns:w16="http://schemas.microsoft.com/office/word/2018/wordml" xmlns:w16cex="http://schemas.microsoft.com/office/word/2018/wordml/cex" xmlns:w16cid="http://schemas.microsoft.com/office/word/2016/wordml/cid" xmlns:w16du="http://schemas.microsoft.com/office/word/2023/wordml/word16du" xmlns:w16sdtdh="http://schemas.microsoft.com/office/word/2020/wordml/sdtdatahash" xmlns:w16sdtfl="http://schemas.microsoft.com/office/word/2024/wordml/sdtformatlock" xmlns:w16se="http://schemas.microsoft.com/office/word/2015/wordml/symex" xmlns:wne="http://schemas.microsoft.com/office/word/2006/wordml" xmlns:wp="http://schemas.openxmlformats.org/drawingml/2006/wordprocessingDrawing" xmlns:wp14="http://schemas.microsoft.com/office/word/2010/wordprocessingDrawing" xmlns:wpc="http://schemas.microsoft.com/office/word/2010/wordprocessingCanvas" xmlns:wpg="http://schemas.microsoft.com/office/word/2010/wordprocessingGroup" xmlns:wpi="http://schemas.microsoft.com/office/word/2010/wordprocessingInk" xmlns:wps="http://schemas.microsoft.com/office/word/2010/wordprocessingShape" mc:Ignorable="w14 w15 w16se w16cid w16 w16cex w16sdtdh w16sdtfl w16du wp14">
   <w:abstractNum w15:restartNumberingAfterBreak="0" w:abstractNumId="0">
     <w:nsid w:val="0000A990"/>
     <w:multiLevelType w:val="multilevel"/>
@@ -13106,7 +14500,7 @@
 </file>
 
 <file path=word/styles.xml><?xml version="1.0" encoding="utf-8"?>
-<w:styles xmlns:mc="http://schemas.openxmlformats.org/markup-compatibility/2006" xmlns:r="http://schemas.openxmlformats.org/officeDocument/2006/relationships" xmlns:w="http://schemas.openxmlformats.org/wordprocessingml/2006/main" xmlns:w14="http://schemas.microsoft.com/office/word/2010/wordml" xmlns:w15="http://schemas.microsoft.com/office/word/2012/wordml" xmlns:w16="http://schemas.microsoft.com/office/word/2018/wordml" xmlns:w16cex="http://schemas.microsoft.com/office/word/2018/wordml/cex" xmlns:w16cid="http://schemas.microsoft.com/office/word/2016/wordml/cid" xmlns:w16du="http://schemas.microsoft.com/office/word/2023/wordml/word16du" xmlns:w16sdtdh="http://schemas.microsoft.com/office/word/2020/wordml/sdtdatahash" xmlns:w16se="http://schemas.microsoft.com/office/word/2015/wordml/symex" mc:Ignorable="w14 w15 w16se w16cid w16 w16cex w16sdtdh w16du">
+<w:styles xmlns:mc="http://schemas.openxmlformats.org/markup-compatibility/2006" xmlns:r="http://schemas.openxmlformats.org/officeDocument/2006/relationships" xmlns:w="http://schemas.openxmlformats.org/wordprocessingml/2006/main" xmlns:w14="http://schemas.microsoft.com/office/word/2010/wordml" xmlns:w15="http://schemas.microsoft.com/office/word/2012/wordml" xmlns:w16="http://schemas.microsoft.com/office/word/2018/wordml" xmlns:w16cex="http://schemas.microsoft.com/office/word/2018/wordml/cex" xmlns:w16cid="http://schemas.microsoft.com/office/word/2016/wordml/cid" xmlns:w16du="http://schemas.microsoft.com/office/word/2023/wordml/word16du" xmlns:w16sdtdh="http://schemas.microsoft.com/office/word/2020/wordml/sdtdatahash" xmlns:w16sdtfl="http://schemas.microsoft.com/office/word/2024/wordml/sdtformatlock" xmlns:w16se="http://schemas.microsoft.com/office/word/2015/wordml/symex" mc:Ignorable="w14 w15 w16se w16cid w16 w16cex w16sdtdh w16sdtfl w16du">
   <w:docDefaults>
     <w:rPrDefault>
       <w:rPr>
@@ -13800,9 +15194,10 @@
     <w:name w:val="Verbatim Char"/>
     <w:basedOn w:val="CaptionChar"/>
     <w:link w:val="SourceCode"/>
-    <w:rsid w:val="00F34E30"/>
+    <w:rsid w:val="00796E50"/>
     <w:rPr>
       <w:rFonts w:ascii="Consolas" w:hAnsi="Consolas"/>
+      <w:sz w:val="22"/>
       <w:shd w:color="auto" w:fill="F8F8F8" w:val="clear"/>
     </w:rPr>
   </w:style>
@@ -13847,10 +15242,11 @@
     <w:name w:val="Source Code"/>
     <w:basedOn w:val="Normal"/>
     <w:link w:val="VerbatimChar"/>
-    <w:rsid w:val="00F34E30"/>
+    <w:rsid w:val="00796E50"/>
     <w:pPr>
       <w:shd w:color="auto" w:fill="F8F8F8" w:val="clear"/>
       <w:wordWrap w:val="0"/>
+      <w:textboxTightWrap w:val="allLines"/>
     </w:pPr>
     <w:rPr>
       <w:rFonts w:ascii="Consolas" w:hAnsi="Consolas"/>
@@ -13863,6 +15259,7 @@
       <w:rFonts w:ascii="Consolas" w:hAnsi="Consolas"/>
       <w:b/>
       <w:color w:val="204A87"/>
+      <w:sz w:val="22"/>
       <w:shd w:color="auto" w:fill="F8F8F8" w:val="clear"/>
     </w:rPr>
   </w:style>
@@ -13872,6 +15269,7 @@
     <w:rPr>
       <w:rFonts w:ascii="Consolas" w:hAnsi="Consolas"/>
       <w:color w:val="204A87"/>
+      <w:sz w:val="22"/>
       <w:shd w:color="auto" w:fill="F8F8F8" w:val="clear"/>
     </w:rPr>
   </w:style>
@@ -13881,6 +15279,7 @@
     <w:rPr>
       <w:rFonts w:ascii="Consolas" w:hAnsi="Consolas"/>
       <w:color w:val="0000CF"/>
+      <w:sz w:val="22"/>
       <w:shd w:color="auto" w:fill="F8F8F8" w:val="clear"/>
     </w:rPr>
   </w:style>
@@ -13890,6 +15289,7 @@
     <w:rPr>
       <w:rFonts w:ascii="Consolas" w:hAnsi="Consolas"/>
       <w:color w:val="0000CF"/>
+      <w:sz w:val="22"/>
       <w:shd w:color="auto" w:fill="F8F8F8" w:val="clear"/>
     </w:rPr>
   </w:style>
@@ -13899,6 +15299,7 @@
     <w:rPr>
       <w:rFonts w:ascii="Consolas" w:hAnsi="Consolas"/>
       <w:color w:val="0000CF"/>
+      <w:sz w:val="22"/>
       <w:shd w:color="auto" w:fill="F8F8F8" w:val="clear"/>
     </w:rPr>
   </w:style>
@@ -13909,6 +15310,7 @@
     <w:rPr>
       <w:rFonts w:ascii="Consolas" w:hAnsi="Consolas"/>
       <w:color w:themeColor="accent2" w:themeShade="BF" w:val="943634"/>
+      <w:sz w:val="22"/>
       <w:shd w:color="auto" w:fill="F8F8F8" w:val="clear"/>
     </w:rPr>
   </w:style>
@@ -13918,6 +15320,7 @@
     <w:rPr>
       <w:rFonts w:ascii="Consolas" w:hAnsi="Consolas"/>
       <w:color w:val="4E9A06"/>
+      <w:sz w:val="22"/>
       <w:shd w:color="auto" w:fill="F8F8F8" w:val="clear"/>
     </w:rPr>
   </w:style>
@@ -13928,6 +15331,7 @@
       <w:rFonts w:ascii="Consolas" w:hAnsi="Consolas"/>
       <w:b/>
       <w:color w:val="CE5C00"/>
+      <w:sz w:val="22"/>
       <w:shd w:color="auto" w:fill="F8F8F8" w:val="clear"/>
     </w:rPr>
   </w:style>
@@ -13937,6 +15341,7 @@
     <w:rPr>
       <w:rFonts w:ascii="Consolas" w:hAnsi="Consolas"/>
       <w:color w:val="4E9A06"/>
+      <w:sz w:val="22"/>
       <w:shd w:color="auto" w:fill="F8F8F8" w:val="clear"/>
     </w:rPr>
   </w:style>
@@ -13946,6 +15351,7 @@
     <w:rPr>
       <w:rFonts w:ascii="Consolas" w:hAnsi="Consolas"/>
       <w:color w:val="4E9A06"/>
+      <w:sz w:val="22"/>
       <w:shd w:color="auto" w:fill="F8F8F8" w:val="clear"/>
     </w:rPr>
   </w:style>
@@ -13955,6 +15361,7 @@
     <w:rPr>
       <w:rFonts w:ascii="Consolas" w:hAnsi="Consolas"/>
       <w:color w:val="4E9A06"/>
+      <w:sz w:val="22"/>
       <w:shd w:color="auto" w:fill="F8F8F8" w:val="clear"/>
     </w:rPr>
   </w:style>
@@ -13963,6 +15370,7 @@
     <w:basedOn w:val="VerbatimChar"/>
     <w:rPr>
       <w:rFonts w:ascii="Consolas" w:hAnsi="Consolas"/>
+      <w:sz w:val="22"/>
       <w:shd w:color="auto" w:fill="F8F8F8" w:val="clear"/>
     </w:rPr>
   </w:style>
@@ -13974,6 +15382,7 @@
       <w:rFonts w:ascii="Consolas" w:hAnsi="Consolas"/>
       <w:i/>
       <w:color w:themeColor="accent4" w:themeTint="99" w:val="B2A1C7"/>
+      <w:sz w:val="22"/>
       <w:shd w:color="auto" w:fill="F8F8F8" w:val="clear"/>
     </w:rPr>
   </w:style>
@@ -13985,6 +15394,7 @@
       <w:b/>
       <w:i/>
       <w:color w:val="8F5902"/>
+      <w:sz w:val="22"/>
       <w:shd w:color="auto" w:fill="F8F8F8" w:val="clear"/>
     </w:rPr>
   </w:style>
@@ -13996,6 +15406,7 @@
       <w:b/>
       <w:i/>
       <w:color w:val="8F5902"/>
+      <w:sz w:val="22"/>
       <w:shd w:color="auto" w:fill="F8F8F8" w:val="clear"/>
     </w:rPr>
   </w:style>
@@ -14007,6 +15418,7 @@
       <w:b/>
       <w:i/>
       <w:color w:val="8F5902"/>
+      <w:sz w:val="22"/>
       <w:shd w:color="auto" w:fill="F8F8F8" w:val="clear"/>
     </w:rPr>
   </w:style>
@@ -14016,6 +15428,7 @@
     <w:rPr>
       <w:rFonts w:ascii="Consolas" w:hAnsi="Consolas"/>
       <w:color w:val="8F5902"/>
+      <w:sz w:val="22"/>
       <w:shd w:color="auto" w:fill="F8F8F8" w:val="clear"/>
     </w:rPr>
   </w:style>
@@ -14027,6 +15440,7 @@
       <w:rFonts w:ascii="Consolas" w:hAnsi="Consolas"/>
       <w:b/>
       <w:color w:themeColor="accent6" w:val="F79646"/>
+      <w:sz w:val="22"/>
       <w:shd w:color="auto" w:fill="F8F8F8" w:val="clear"/>
     </w:rPr>
   </w:style>
@@ -14036,6 +15450,7 @@
     <w:rPr>
       <w:rFonts w:ascii="Consolas" w:hAnsi="Consolas"/>
       <w:color w:val="000000"/>
+      <w:sz w:val="22"/>
       <w:shd w:color="auto" w:fill="F8F8F8" w:val="clear"/>
     </w:rPr>
   </w:style>
@@ -14046,6 +15461,7 @@
       <w:rFonts w:ascii="Consolas" w:hAnsi="Consolas"/>
       <w:b/>
       <w:color w:val="204A87"/>
+      <w:sz w:val="22"/>
       <w:shd w:color="auto" w:fill="F8F8F8" w:val="clear"/>
     </w:rPr>
   </w:style>
@@ -14056,6 +15472,7 @@
       <w:rFonts w:ascii="Consolas" w:hAnsi="Consolas"/>
       <w:b/>
       <w:color w:val="CE5C00"/>
+      <w:sz w:val="22"/>
       <w:shd w:color="auto" w:fill="F8F8F8" w:val="clear"/>
     </w:rPr>
   </w:style>
@@ -14064,6 +15481,7 @@
     <w:basedOn w:val="VerbatimChar"/>
     <w:rPr>
       <w:rFonts w:ascii="Consolas" w:hAnsi="Consolas"/>
+      <w:sz w:val="22"/>
       <w:shd w:color="auto" w:fill="F8F8F8" w:val="clear"/>
     </w:rPr>
   </w:style>
@@ -14072,6 +15490,7 @@
     <w:basedOn w:val="VerbatimChar"/>
     <w:rPr>
       <w:rFonts w:ascii="Consolas" w:hAnsi="Consolas"/>
+      <w:sz w:val="22"/>
       <w:shd w:color="auto" w:fill="F8F8F8" w:val="clear"/>
     </w:rPr>
   </w:style>
@@ -14082,6 +15501,7 @@
       <w:rFonts w:ascii="Consolas" w:hAnsi="Consolas"/>
       <w:i/>
       <w:color w:val="8F5902"/>
+      <w:sz w:val="22"/>
       <w:shd w:color="auto" w:fill="F8F8F8" w:val="clear"/>
     </w:rPr>
   </w:style>
@@ -14091,6 +15511,7 @@
     <w:rPr>
       <w:rFonts w:ascii="Consolas" w:hAnsi="Consolas"/>
       <w:color w:val="204A87"/>
+      <w:sz w:val="22"/>
       <w:shd w:color="auto" w:fill="F8F8F8" w:val="clear"/>
     </w:rPr>
   </w:style>
@@ -14099,6 +15520,7 @@
     <w:basedOn w:val="VerbatimChar"/>
     <w:rPr>
       <w:rFonts w:ascii="Consolas" w:hAnsi="Consolas"/>
+      <w:sz w:val="22"/>
       <w:shd w:color="auto" w:fill="F8F8F8" w:val="clear"/>
     </w:rPr>
   </w:style>
@@ -14110,6 +15532,7 @@
       <w:b/>
       <w:i/>
       <w:color w:val="8F5902"/>
+      <w:sz w:val="22"/>
       <w:shd w:color="auto" w:fill="F8F8F8" w:val="clear"/>
     </w:rPr>
   </w:style>
@@ -14121,6 +15544,7 @@
       <w:b/>
       <w:i/>
       <w:color w:val="8F5902"/>
+      <w:sz w:val="22"/>
       <w:shd w:color="auto" w:fill="F8F8F8" w:val="clear"/>
     </w:rPr>
   </w:style>
@@ -14130,6 +15554,7 @@
     <w:rPr>
       <w:rFonts w:ascii="Consolas" w:hAnsi="Consolas"/>
       <w:color w:val="EF2929"/>
+      <w:sz w:val="22"/>
       <w:shd w:color="auto" w:fill="F8F8F8" w:val="clear"/>
     </w:rPr>
   </w:style>
@@ -14140,6 +15565,7 @@
       <w:rFonts w:ascii="Consolas" w:hAnsi="Consolas"/>
       <w:b/>
       <w:color w:val="A40000"/>
+      <w:sz w:val="22"/>
       <w:shd w:color="auto" w:fill="F8F8F8" w:val="clear"/>
     </w:rPr>
   </w:style>
@@ -14150,6 +15576,7 @@
     <w:rPr>
       <w:rFonts w:ascii="Consolas" w:hAnsi="Consolas"/>
       <w:color w:themeColor="text1" w:themeTint="F2" w:val="0D0D0D"/>
+      <w:sz w:val="22"/>
       <w:shd w:color="auto" w:fill="F8F8F8" w:val="clear"/>
     </w:rPr>
   </w:style>
